--- a/ENTREGA NEGOCIO/PRIMER ENTREGA/Log de prompts - Negocio.docx
+++ b/ENTREGA NEGOCIO/PRIMER ENTREGA/Log de prompts - Negocio.docx
@@ -177,7 +177,6 @@
         <w:rPr>
           <w:rFonts w:ascii="Calibri" w:hAnsi="Calibri" w:cs="Calibri"/>
           <w:b/>
-          <w:color w:val="000000"/>
         </w:rPr>
         <w:t>Índice</w:t>
       </w:r>
@@ -207,7 +206,6 @@
       <w:r>
         <w:rPr>
           <w:rFonts w:ascii="Calibri" w:hAnsi="Calibri" w:cs="Calibri"/>
-          <w:color w:val="000000"/>
           <w:sz w:val="20"/>
         </w:rPr>
         <w:t>PredictIT · Trabajo Final de Ingeniería · Pettini, Patricio Ezequiel · Legajo B00072710-T1</w:t>
@@ -223,7 +221,6 @@
         <w:rPr>
           <w:rFonts w:ascii="Calibri" w:hAnsi="Calibri" w:cs="Calibri"/>
           <w:b/>
-          <w:color w:val="000000"/>
         </w:rPr>
         <w:t>1 · Qué registra este documento</w:t>
       </w:r>
@@ -288,7 +285,6 @@
         <w:rPr>
           <w:rFonts w:ascii="Calibri" w:hAnsi="Calibri" w:cs="Calibri"/>
           <w:b/>
-          <w:color w:val="000000"/>
         </w:rPr>
         <w:t>Cómo se estructura cada consulta</w:t>
       </w:r>
@@ -354,6 +350,7 @@
             <w:tcBorders>
               <w:bottom w:val="single" w:sz="18" w:space="0" w:color="000000"/>
             </w:tcBorders>
+            <w:shd w:val="clear" w:color="auto" w:fill="DDEBF7"/>
           </w:tcPr>
           <w:p>
             <w:pPr>
@@ -383,6 +380,7 @@
             <w:tcBorders>
               <w:bottom w:val="single" w:sz="18" w:space="0" w:color="000000"/>
             </w:tcBorders>
+            <w:shd w:val="clear" w:color="auto" w:fill="DDEBF7"/>
           </w:tcPr>
           <w:p>
             <w:pPr>
@@ -699,7 +697,6 @@
         <w:rPr>
           <w:rFonts w:ascii="Calibri" w:hAnsi="Calibri" w:cs="Calibri"/>
           <w:b/>
-          <w:color w:val="000000"/>
         </w:rPr>
         <w:t>La regla que gobierna todo el registro</w:t>
       </w:r>
@@ -755,7 +752,6 @@
         <w:rPr>
           <w:rFonts w:ascii="Calibri" w:hAnsi="Calibri" w:cs="Calibri"/>
           <w:b/>
-          <w:color w:val="000000"/>
         </w:rPr>
         <w:t>2 · Estructura del modelo</w:t>
       </w:r>
@@ -769,7 +765,6 @@
         <w:rPr>
           <w:rFonts w:ascii="Calibri" w:hAnsi="Calibri" w:cs="Calibri"/>
           <w:b/>
-          <w:color w:val="000000"/>
         </w:rPr>
         <w:t>PN-01 · Cómo se organiza el presupuesto</w:t>
       </w:r>
@@ -908,7 +903,6 @@
         <w:rPr>
           <w:rFonts w:ascii="Calibri" w:hAnsi="Calibri" w:cs="Calibri"/>
           <w:b/>
-          <w:color w:val="000000"/>
         </w:rPr>
         <w:t>PN-02 · Horizonte de la proyección</w:t>
       </w:r>
@@ -1048,7 +1042,6 @@
         <w:rPr>
           <w:rFonts w:ascii="Calibri" w:hAnsi="Calibri" w:cs="Calibri"/>
           <w:b/>
-          <w:color w:val="000000"/>
         </w:rPr>
         <w:t>3 · Los supuestos</w:t>
       </w:r>
@@ -1062,7 +1055,6 @@
         <w:rPr>
           <w:rFonts w:ascii="Calibri" w:hAnsi="Calibri" w:cs="Calibri"/>
           <w:b/>
-          <w:color w:val="000000"/>
         </w:rPr>
         <w:t>PN-03 · Qué hacer con los supuestos macroeconómicos sin fuente</w:t>
       </w:r>
@@ -1214,7 +1206,6 @@
         <w:rPr>
           <w:rFonts w:ascii="Calibri" w:hAnsi="Calibri" w:cs="Calibri"/>
           <w:b/>
-          <w:color w:val="000000"/>
         </w:rPr>
         <w:t>PN-04 · Precios de las tres líneas de servicio</w:t>
       </w:r>
@@ -1342,7 +1333,6 @@
         <w:rPr>
           <w:rFonts w:ascii="Calibri" w:hAnsi="Calibri" w:cs="Calibri"/>
           <w:b/>
-          <w:color w:val="000000"/>
         </w:rPr>
         <w:t>PN-05 · Sueldos: lo que la primera versión escondía</w:t>
       </w:r>
@@ -1545,7 +1535,6 @@
         <w:rPr>
           <w:rFonts w:ascii="Calibri" w:hAnsi="Calibri" w:cs="Calibri"/>
           <w:b/>
-          <w:color w:val="000000"/>
         </w:rPr>
         <w:t>PN-06 · Cargas sociales</w:t>
       </w:r>
@@ -1661,7 +1650,6 @@
         <w:rPr>
           <w:rFonts w:ascii="Calibri" w:hAnsi="Calibri" w:cs="Calibri"/>
           <w:b/>
-          <w:color w:val="000000"/>
         </w:rPr>
         <w:t>PN-12 · Los supuestos macroeconómicos, con el REM en la mano</w:t>
       </w:r>
@@ -1837,7 +1825,6 @@
         <w:rPr>
           <w:rFonts w:ascii="Calibri" w:hAnsi="Calibri" w:cs="Calibri"/>
           <w:b/>
-          <w:color w:val="000000"/>
         </w:rPr>
         <w:t>PN-13 · Que el proyecto lo puedan financiar dos socios</w:t>
       </w:r>
@@ -1988,7 +1975,6 @@
         <w:rPr>
           <w:rFonts w:ascii="Calibri" w:hAnsi="Calibri" w:cs="Calibri"/>
           <w:b/>
-          <w:color w:val="000000"/>
         </w:rPr>
         <w:t>PN-14 · Preguntar si el equipo alcanza, y encontrar otra cosa</w:t>
       </w:r>
@@ -2151,7 +2137,6 @@
         <w:rPr>
           <w:rFonts w:ascii="Calibri" w:hAnsi="Calibri" w:cs="Calibri"/>
           <w:b/>
-          <w:color w:val="000000"/>
         </w:rPr>
         <w:t>PN-15 · Pasar el modelo contra el material de la cátedra</w:t>
       </w:r>
@@ -2452,6 +2437,704 @@
           <w:rFonts w:ascii="Calibri" w:hAnsi="Calibri" w:cs="Calibri"/>
         </w:rPr>
         <w:t>, unos USD 69.500. Ninguna de esas cifras mejoró: el modelo se volvió más caro y más creíble al mismo tiempo, que es lo que pasa cuando se dejan de omitir costos.</w:t>
+      </w:r>
+    </w:p>
+    <w:p>
+      <w:pPr>
+        <w:pStyle w:val="Ttulo2"/>
+        <w:jc w:val="both"/>
+      </w:pPr>
+      <w:r>
+        <w:rPr>
+          <w:rFonts w:ascii="Calibri" w:hAnsi="Calibri" w:cs="Calibri"/>
+          <w:b/>
+        </w:rPr>
+        <w:t>PN-16 · Lo que el sistema hace y el plan no vendía</w:t>
+      </w:r>
+    </w:p>
+    <w:p>
+      <w:pPr>
+        <w:jc w:val="both"/>
+      </w:pPr>
+      <w:r>
+        <w:rPr>
+          <w:rFonts w:ascii="Calibri" w:hAnsi="Calibri" w:cs="Calibri"/>
+        </w:rPr>
+        <w:t>Patrón B</w:t>
+      </w:r>
+    </w:p>
+    <w:p>
+      <w:pPr>
+        <w:jc w:val="both"/>
+      </w:pPr>
+      <w:r>
+        <w:rPr>
+          <w:rFonts w:ascii="Calibri" w:hAnsi="Calibri" w:cs="Calibri"/>
+        </w:rPr>
+        <w:t>C1 · Contexto.</w:t>
+      </w:r>
+      <w:r>
+        <w:rPr>
+          <w:rFonts w:ascii="Calibri" w:hAnsi="Calibri" w:cs="Calibri"/>
+        </w:rPr>
+        <w:t xml:space="preserve"> La mitad de tecnología ya estaba entregada y el sistema desplegado y en funcionamiento. Antes de seguir con negocio quise saber si el plan describe el producto que efectivamente existe.</w:t>
+      </w:r>
+    </w:p>
+    <w:p>
+      <w:pPr>
+        <w:jc w:val="both"/>
+      </w:pPr>
+      <w:r>
+        <w:rPr>
+          <w:rFonts w:ascii="Calibri" w:hAnsi="Calibri" w:cs="Calibri"/>
+        </w:rPr>
+        <w:t>C2 · Restricciones.</w:t>
+      </w:r>
+      <w:r>
+        <w:rPr>
+          <w:rFonts w:ascii="Calibri" w:hAnsi="Calibri" w:cs="Calibri"/>
+        </w:rPr>
+        <w:t xml:space="preserve"> La comparación tenía que ser medible y no una lectura: contar menciones por capítulo, no opinar sobre si un tema «está cubierto».</w:t>
+      </w:r>
+    </w:p>
+    <w:p>
+      <w:pPr>
+        <w:jc w:val="both"/>
+      </w:pPr>
+      <w:r>
+        <w:rPr>
+          <w:rFonts w:ascii="Calibri" w:hAnsi="Calibri" w:cs="Calibri"/>
+        </w:rPr>
+        <w:t>C3 · Criterio.</w:t>
+      </w:r>
+      <w:r>
+        <w:rPr>
+          <w:rFonts w:ascii="Calibri" w:hAnsi="Calibri" w:cs="Calibri"/>
+        </w:rPr>
+        <w:t xml:space="preserve"> Toda capacidad que el sistema tiene y el plan no nombra es una capacidad que no se está vendiendo; toda afirmación del plan que el sistema no cumple es una promesa que no voy a poder demostrar en la defensa.</w:t>
+      </w:r>
+    </w:p>
+    <w:p>
+      <w:pPr>
+        <w:jc w:val="both"/>
+      </w:pPr>
+      <w:r>
+        <w:rPr>
+          <w:rFonts w:ascii="Calibri" w:hAnsi="Calibri" w:cs="Calibri"/>
+        </w:rPr>
+        <w:t>C4 · Salida.</w:t>
+      </w:r>
+      <w:r>
+        <w:rPr>
+          <w:rFonts w:ascii="Calibri" w:hAnsi="Calibri" w:cs="Calibri"/>
+        </w:rPr>
+        <w:t xml:space="preserve"> La lista de desvíos con la sección exacta de cada uno.</w:t>
+      </w:r>
+    </w:p>
+    <w:p>
+      <w:pPr>
+        <w:jc w:val="both"/>
+      </w:pPr>
+      <w:r>
+        <w:rPr>
+          <w:rFonts w:ascii="Calibri" w:hAnsi="Calibri" w:cs="Calibri"/>
+        </w:rPr>
+        <w:t>Resultado.</w:t>
+      </w:r>
+      <w:r>
+        <w:rPr>
+          <w:rFonts w:ascii="Calibri" w:hAnsi="Calibri" w:cs="Calibri"/>
+        </w:rPr>
+        <w:t xml:space="preserve"> Tres funciones del sistema no aparecían en ningún capítulo de negocio. «Guía de reparación», «plan de mantenimiento» y «mantenimiento preventivo» aparecían dos veces cada una en el capítulo 10 y </w:t>
+      </w:r>
+      <w:r>
+        <w:rPr>
+          <w:rFonts w:ascii="Calibri" w:hAnsi="Calibri" w:cs="Calibri"/>
+        </w:rPr>
+        <w:t>cero veces en los capítulos 1 a 9</w:t>
+      </w:r>
+      <w:r>
+        <w:rPr>
+          <w:rFonts w:ascii="Calibri" w:hAnsi="Calibri" w:cs="Calibri"/>
+        </w:rPr>
+        <w:t xml:space="preserve">. La única mención de la guía de reparación en toda la documentación de negocio estaba en la sección de costos, como consumo de inteligencia artificial: el plan la pagaba y no la vendía. Y la facturación del servicio —que es lo que le da respaldo al modelo de ingresos— tampoco estaba. Quedan como </w:t>
+      </w:r>
+      <w:r>
+        <w:rPr>
+          <w:rFonts w:ascii="Calibri" w:hAnsi="Calibri" w:cs="Calibri"/>
+        </w:rPr>
+        <w:t>D-73</w:t>
+      </w:r>
+      <w:r>
+        <w:rPr>
+          <w:rFonts w:ascii="Calibri" w:hAnsi="Calibri" w:cs="Calibri"/>
+        </w:rPr>
+        <w:t xml:space="preserve"> y </w:t>
+      </w:r>
+      <w:r>
+        <w:rPr>
+          <w:rFonts w:ascii="Calibri" w:hAnsi="Calibri" w:cs="Calibri"/>
+        </w:rPr>
+        <w:t>D-75</w:t>
+      </w:r>
+      <w:r>
+        <w:rPr>
+          <w:rFonts w:ascii="Calibri" w:hAnsi="Calibri" w:cs="Calibri"/>
+        </w:rPr>
+        <w:t>.</w:t>
+      </w:r>
+    </w:p>
+    <w:p>
+      <w:pPr>
+        <w:jc w:val="both"/>
+      </w:pPr>
+      <w:r>
+        <w:rPr>
+          <w:rFonts w:ascii="Calibri" w:hAnsi="Calibri" w:cs="Calibri"/>
+        </w:rPr>
+        <w:t>De paso apareció que la sección 6.4 se contradecía consigo misma: decía que la inteligencia artificial interviene en «dos puntos del ciclo de la incidencia» en un párrafo y en «tres funciones acotadas» cuatro párrafos más abajo, dentro del mismo apartado.</w:t>
+      </w:r>
+    </w:p>
+    <w:p>
+      <w:pPr>
+        <w:jc w:val="both"/>
+      </w:pPr>
+      <w:r>
+        <w:rPr>
+          <w:rFonts w:ascii="Calibri" w:hAnsi="Calibri" w:cs="Calibri"/>
+        </w:rPr>
+        <w:t>Validación.</w:t>
+      </w:r>
+      <w:r>
+        <w:rPr>
+          <w:rFonts w:ascii="Calibri" w:hAnsi="Calibri" w:cs="Calibri"/>
+        </w:rPr>
+        <w:t xml:space="preserve"> Qué hacer con cada desvío es una decisión de negocio y la tomé yo. Las dos capacidades entran como quinta y sexta capacidad central porque son </w:t>
+      </w:r>
+      <w:r>
+        <w:rPr>
+          <w:rFonts w:ascii="Calibri" w:hAnsi="Calibri" w:cs="Calibri"/>
+        </w:rPr>
+        <w:t>las que convierten la detección en acción</w:t>
+      </w:r>
+      <w:r>
+        <w:rPr>
+          <w:rFonts w:ascii="Calibri" w:hAnsi="Calibri" w:cs="Calibri"/>
+        </w:rPr>
+        <w:t xml:space="preserve">: sin plan de mantenimiento el sistema advierte que un equipo está en riesgo y no ofrece con qué actuar, y sin guía de reparación el técnico del Segmento A —que suele ser una persona sola y con frecuencia sin formación específica— queda igual de solo que antes. La facturación entra por otro motivo: como respaldo del modelo de ingresos, y además como delimitación de lo que el producto </w:t>
+      </w:r>
+      <w:r>
+        <w:rPr>
+          <w:rFonts w:ascii="Calibri" w:hAnsi="Calibri" w:cs="Calibri"/>
+        </w:rPr>
+        <w:t>no</w:t>
+      </w:r>
+      <w:r>
+        <w:rPr>
+          <w:rFonts w:ascii="Calibri" w:hAnsi="Calibri" w:cs="Calibri"/>
+        </w:rPr>
+        <w:t xml:space="preserve"> es —emite el comprobante del servicio que presta, no las facturas de las ventas del cliente—.</w:t>
+      </w:r>
+    </w:p>
+    <w:p>
+      <w:pPr>
+        <w:pStyle w:val="Ttulo2"/>
+        <w:jc w:val="both"/>
+      </w:pPr>
+      <w:r>
+        <w:rPr>
+          <w:rFonts w:ascii="Calibri" w:hAnsi="Calibri" w:cs="Calibri"/>
+          <w:b/>
+        </w:rPr>
+        <w:t>PN-17 · Los dos capítulos que el índice pide y el documento no tenía</w:t>
+      </w:r>
+    </w:p>
+    <w:p>
+      <w:pPr>
+        <w:jc w:val="both"/>
+      </w:pPr>
+      <w:r>
+        <w:rPr>
+          <w:rFonts w:ascii="Calibri" w:hAnsi="Calibri" w:cs="Calibri"/>
+        </w:rPr>
+        <w:t>Patrón C</w:t>
+      </w:r>
+    </w:p>
+    <w:p>
+      <w:pPr>
+        <w:jc w:val="both"/>
+      </w:pPr>
+      <w:r>
+        <w:rPr>
+          <w:rFonts w:ascii="Calibri" w:hAnsi="Calibri" w:cs="Calibri"/>
+        </w:rPr>
+        <w:t>C1 · Contexto.</w:t>
+      </w:r>
+      <w:r>
+        <w:rPr>
+          <w:rFonts w:ascii="Calibri" w:hAnsi="Calibri" w:cs="Calibri"/>
+        </w:rPr>
+        <w:t xml:space="preserve"> El índice de la cátedra pide un capítulo 8 —PLAN FINANCIERO-ECONÓMICO, con doce apartados— y un capítulo 9 de FACTIBILIDADES. El documento saltaba del 7 al 10, y todo el contenido financiero vivía dentro del capítulo 7 como 7.7 y 7.8.</w:t>
+      </w:r>
+    </w:p>
+    <w:p>
+      <w:pPr>
+        <w:jc w:val="both"/>
+      </w:pPr>
+      <w:r>
+        <w:rPr>
+          <w:rFonts w:ascii="Calibri" w:hAnsi="Calibri" w:cs="Calibri"/>
+        </w:rPr>
+        <w:t>C2 · Restricciones.</w:t>
+      </w:r>
+      <w:r>
+        <w:rPr>
+          <w:rFonts w:ascii="Calibri" w:hAnsi="Calibri" w:cs="Calibri"/>
+        </w:rPr>
+        <w:t xml:space="preserve"> No inventar números. Los doce apartados tenían que salir del libro de cálculo ya verificado, no de estimaciones nuevas escritas para llenar el capítulo.</w:t>
+      </w:r>
+    </w:p>
+    <w:p>
+      <w:pPr>
+        <w:jc w:val="both"/>
+      </w:pPr>
+      <w:r>
+        <w:rPr>
+          <w:rFonts w:ascii="Calibri" w:hAnsi="Calibri" w:cs="Calibri"/>
+        </w:rPr>
+        <w:t>C3 · Criterio.</w:t>
+      </w:r>
+      <w:r>
+        <w:rPr>
+          <w:rFonts w:ascii="Calibri" w:hAnsi="Calibri" w:cs="Calibri"/>
+        </w:rPr>
+        <w:t xml:space="preserve"> Un evaluador que abra el índice buscando «8.3 Modelo de Inversión» tiene que encontrarlo. Que el contenido esté calculado no alcanza si no está donde se lo busca.</w:t>
+      </w:r>
+    </w:p>
+    <w:p>
+      <w:pPr>
+        <w:jc w:val="both"/>
+      </w:pPr>
+      <w:r>
+        <w:rPr>
+          <w:rFonts w:ascii="Calibri" w:hAnsi="Calibri" w:cs="Calibri"/>
+        </w:rPr>
+        <w:t>C4 · Salida.</w:t>
+      </w:r>
+      <w:r>
+        <w:rPr>
+          <w:rFonts w:ascii="Calibri" w:hAnsi="Calibri" w:cs="Calibri"/>
+        </w:rPr>
+        <w:t xml:space="preserve"> Los doce apartados en orden, distinguiendo cuáles ya existían con otro nombre y cuáles había que escribir desde cero.</w:t>
+      </w:r>
+    </w:p>
+    <w:p>
+      <w:pPr>
+        <w:jc w:val="both"/>
+      </w:pPr>
+      <w:r>
+        <w:rPr>
+          <w:rFonts w:ascii="Calibri" w:hAnsi="Calibri" w:cs="Calibri"/>
+        </w:rPr>
+        <w:t>Resultado.</w:t>
+      </w:r>
+      <w:r>
+        <w:rPr>
+          <w:rFonts w:ascii="Calibri" w:hAnsi="Calibri" w:cs="Calibri"/>
+        </w:rPr>
+        <w:t xml:space="preserve"> Ocho se armaron moviendo lo que ya estaba escrito —los subtítulos en negrita pasaron a ser apartados numerados— y cuatro se escribieron de cero: amortizaciones, ingresos brutos, remuneraciones y el plan de salida. El capítulo 9 no aporta contenido nuevo: cruza lo ya escrito y responde una sola pregunta por apartado, qué tendría que ser cierto para que el proyecto no se pudiera hacer. Queda como </w:t>
+      </w:r>
+      <w:r>
+        <w:rPr>
+          <w:rFonts w:ascii="Calibri" w:hAnsi="Calibri" w:cs="Calibri"/>
+        </w:rPr>
+        <w:t>D-74</w:t>
+      </w:r>
+      <w:r>
+        <w:rPr>
+          <w:rFonts w:ascii="Calibri" w:hAnsi="Calibri" w:cs="Calibri"/>
+        </w:rPr>
+        <w:t>.</w:t>
+      </w:r>
+    </w:p>
+    <w:p>
+      <w:pPr>
+        <w:jc w:val="both"/>
+      </w:pPr>
+      <w:r>
+        <w:rPr>
+          <w:rFonts w:ascii="Calibri" w:hAnsi="Calibri" w:cs="Calibri"/>
+        </w:rPr>
+        <w:t>Decisión propia.</w:t>
+      </w:r>
+      <w:r>
+        <w:rPr>
+          <w:rFonts w:ascii="Calibri" w:hAnsi="Calibri" w:cs="Calibri"/>
+        </w:rPr>
+        <w:t xml:space="preserve"> El plan de salida no lo tenía pensado. Elegí tres caminos y el criterio que los ordena. La venta a un integrador se valúa con el </w:t>
+      </w:r>
+      <w:r>
+        <w:rPr>
+          <w:rFonts w:ascii="Calibri" w:hAnsi="Calibri" w:cs="Calibri"/>
+        </w:rPr>
+        <w:t>mismo</w:t>
+      </w:r>
+      <w:r>
+        <w:rPr>
+          <w:rFonts w:ascii="Calibri" w:hAnsi="Calibri" w:cs="Calibri"/>
+        </w:rPr>
+        <w:t xml:space="preserve"> múltiplo de ingresos recurrentes que el valor terminal de 8.9, para que el precio de salida sea consistente con la evaluación del proyecto y no un número aparte. Y el cierre ordenado lleva tres obligaciones escritas —preaviso suficiente, exportación completa de los datos en formato abierto y cancelación sin penalidad—, porque el sistema administra información técnica que la organización necesita para operar: retenerla al cerrar convertiría una salida en un daño al cliente.</w:t>
+      </w:r>
+    </w:p>
+    <w:p>
+      <w:pPr>
+        <w:jc w:val="both"/>
+      </w:pPr>
+      <w:r>
+        <w:rPr>
+          <w:rFonts w:ascii="Calibri" w:hAnsi="Calibri" w:cs="Calibri"/>
+        </w:rPr>
+        <w:t>Validación.</w:t>
+      </w:r>
+      <w:r>
+        <w:rPr>
+          <w:rFonts w:ascii="Calibri" w:hAnsi="Calibri" w:cs="Calibri"/>
+        </w:rPr>
+        <w:t xml:space="preserve"> La conclusión del capítulo 9 es la que tengo que poder defender, y no es la cómoda: </w:t>
+      </w:r>
+      <w:r>
+        <w:rPr>
+          <w:rFonts w:ascii="Calibri" w:hAnsi="Calibri" w:cs="Calibri"/>
+        </w:rPr>
+        <w:t>la restricción del proyecto no es técnica sino financiera y de adopción.</w:t>
+      </w:r>
+      <w:r>
+        <w:rPr>
+          <w:rFonts w:ascii="Calibri" w:hAnsi="Calibri" w:cs="Calibri"/>
+        </w:rPr>
+        <w:t xml:space="preserve"> Es al revés de lo habitual en un trabajo de ingeniería, donde lo incierto suele ser si el sistema puede construirse. Acá el sistema está construido, desplegado y medido —361 pruebas en verde y percentil 95 de 144 milisegundos contra los 2.000 comprometidos—, y lo que queda por demostrar es que hay suficientes PyMEs dispuestas a pagarlo y que los socios pueden sostener la operación los tres años y medio que tarda en alcanzar el equilibrio.</w:t>
+      </w:r>
+    </w:p>
+    <w:p>
+      <w:pPr>
+        <w:pStyle w:val="Ttulo2"/>
+        <w:jc w:val="both"/>
+      </w:pPr>
+      <w:r>
+        <w:rPr>
+          <w:rFonts w:ascii="Calibri" w:hAnsi="Calibri" w:cs="Calibri"/>
+          <w:b/>
+        </w:rPr>
+        <w:t>PN-18 · Ocho gráficos en dos hojas de veintiuna</w:t>
+      </w:r>
+    </w:p>
+    <w:p>
+      <w:pPr>
+        <w:jc w:val="both"/>
+      </w:pPr>
+      <w:r>
+        <w:rPr>
+          <w:rFonts w:ascii="Calibri" w:hAnsi="Calibri" w:cs="Calibri"/>
+        </w:rPr>
+        <w:t>Patrón B</w:t>
+      </w:r>
+    </w:p>
+    <w:p>
+      <w:pPr>
+        <w:jc w:val="both"/>
+      </w:pPr>
+      <w:r>
+        <w:rPr>
+          <w:rFonts w:ascii="Calibri" w:hAnsi="Calibri" w:cs="Calibri"/>
+        </w:rPr>
+        <w:t>C1 · Contexto.</w:t>
+      </w:r>
+      <w:r>
+        <w:rPr>
+          <w:rFonts w:ascii="Calibri" w:hAnsi="Calibri" w:cs="Calibri"/>
+        </w:rPr>
+        <w:t xml:space="preserve"> El libro tiene veintiuna hojas y ocho gráficos, y los ocho están en dos hojas. Para ver cómo evoluciona la cartera hay que ir a la hoja «Gráficos», cuatro pestañas más allá de donde están los números.</w:t>
+      </w:r>
+    </w:p>
+    <w:p>
+      <w:pPr>
+        <w:jc w:val="both"/>
+      </w:pPr>
+      <w:r>
+        <w:rPr>
+          <w:rFonts w:ascii="Calibri" w:hAnsi="Calibri" w:cs="Calibri"/>
+        </w:rPr>
+        <w:t>C2 · Restricciones.</w:t>
+      </w:r>
+      <w:r>
+        <w:rPr>
+          <w:rFonts w:ascii="Calibri" w:hAnsi="Calibri" w:cs="Calibri"/>
+        </w:rPr>
+        <w:t xml:space="preserve"> Los gráficos tienen que salir de las filas que ya existen. Un gráfico alimentado por un número tipeado aparte es un número más para mantener, y el libro tiene la regla de que nada se carga aguas abajo.</w:t>
+      </w:r>
+    </w:p>
+    <w:p>
+      <w:pPr>
+        <w:jc w:val="both"/>
+      </w:pPr>
+      <w:r>
+        <w:rPr>
+          <w:rFonts w:ascii="Calibri" w:hAnsi="Calibri" w:cs="Calibri"/>
+        </w:rPr>
+        <w:t>C3 · Criterio.</w:t>
+      </w:r>
+      <w:r>
+        <w:rPr>
+          <w:rFonts w:ascii="Calibri" w:hAnsi="Calibri" w:cs="Calibri"/>
+        </w:rPr>
+        <w:t xml:space="preserve"> Que cada hoja con una serie temporal muestre la suya al lado de los datos.</w:t>
+      </w:r>
+    </w:p>
+    <w:p>
+      <w:pPr>
+        <w:jc w:val="both"/>
+      </w:pPr>
+      <w:r>
+        <w:rPr>
+          <w:rFonts w:ascii="Calibri" w:hAnsi="Calibri" w:cs="Calibri"/>
+        </w:rPr>
+        <w:t>C4 · Salida.</w:t>
+      </w:r>
+      <w:r>
+        <w:rPr>
+          <w:rFonts w:ascii="Calibri" w:hAnsi="Calibri" w:cs="Calibri"/>
+        </w:rPr>
+        <w:t xml:space="preserve"> Qué hoja lleva qué gráfico, y cuáles no llevan ninguno con su motivo declarado.</w:t>
+      </w:r>
+    </w:p>
+    <w:p>
+      <w:pPr>
+        <w:jc w:val="both"/>
+      </w:pPr>
+      <w:r>
+        <w:rPr>
+          <w:rFonts w:ascii="Calibri" w:hAnsi="Calibri" w:cs="Calibri"/>
+        </w:rPr>
+        <w:t>Resultado.</w:t>
+      </w:r>
+      <w:r>
+        <w:rPr>
+          <w:rFonts w:ascii="Calibri" w:hAnsi="Calibri" w:cs="Calibri"/>
+        </w:rPr>
+        <w:t xml:space="preserve"> Veintitrés gráficos en dieciséis hojas. Las cinco que quedan sin gráfico no tienen nada que graficar: la portada, las dos de parámetros y las dos de texto. Las hojas mensuales no se pueden graficar directo —los cuatro totales anuales de una misma fila quedan en O26, O49, O72 y O95, que no es un rango—, así que cada una lleva al costado una tabla con los cuatro, y esa tabla es la que alimenta el gráfico.</w:t>
+      </w:r>
+    </w:p>
+    <w:p>
+      <w:pPr>
+        <w:jc w:val="both"/>
+      </w:pPr>
+      <w:r>
+        <w:rPr>
+          <w:rFonts w:ascii="Calibri" w:hAnsi="Calibri" w:cs="Calibri"/>
+        </w:rPr>
+        <w:t>Validación.</w:t>
+      </w:r>
+      <w:r>
+        <w:rPr>
+          <w:rFonts w:ascii="Calibri" w:hAnsi="Calibri" w:cs="Calibri"/>
+        </w:rPr>
+        <w:t xml:space="preserve"> Los exporté desde Excel para mirarlos en lugar de darlos por buenos, y aparecieron tres defectos que </w:t>
+      </w:r>
+      <w:r>
+        <w:rPr>
+          <w:rFonts w:ascii="Calibri" w:hAnsi="Calibri" w:cs="Calibri"/>
+        </w:rPr>
+        <w:t>también tenían los ocho que ya existían</w:t>
+      </w:r>
+      <w:r>
+        <w:rPr>
+          <w:rFonts w:ascii="Calibri" w:hAnsi="Calibri" w:cs="Calibri"/>
+        </w:rPr>
+        <w:t>: los dos ejes venían marcados para no dibujarse, así que las barras flotaban sin escala y sin años; la leyenda tapaba el área de trazado; y con una sola serie Excel colorea punto por punto y arma la leyenda con las categorías, de modo que el flujo del escenario pesimista salía como una línea de cinco colores con una leyenda que decía «0 1 2 3 4».</w:t>
+      </w:r>
+    </w:p>
+    <w:p>
+      <w:pPr>
+        <w:jc w:val="both"/>
+      </w:pPr>
+      <w:r>
+        <w:rPr>
+          <w:rFonts w:ascii="Calibri" w:hAnsi="Calibri" w:cs="Calibri"/>
+        </w:rPr>
+        <w:t xml:space="preserve">Y una comprobación que salió de regalo: el gráfico del flujo acumulado toca su peor punto en </w:t>
+      </w:r>
+      <w:r>
+        <w:rPr>
+          <w:rFonts w:ascii="Calibri" w:hAnsi="Calibri" w:cs="Calibri"/>
+        </w:rPr>
+        <w:t>−156 millones</w:t>
+      </w:r>
+      <w:r>
+        <w:rPr>
+          <w:rFonts w:ascii="Calibri" w:hAnsi="Calibri" w:cs="Calibri"/>
+        </w:rPr>
+        <w:t>, que es el capital que declara 8.8, y el LTV va de 1,3 a 4,4 millones, que es lo que dice 6.5.3. Los gráficos confirman los números del documento sin que nadie los haya escrito a mano.</w:t>
+      </w:r>
+    </w:p>
+    <w:p>
+      <w:pPr>
+        <w:pStyle w:val="Ttulo2"/>
+        <w:jc w:val="both"/>
+      </w:pPr>
+      <w:r>
+        <w:rPr>
+          <w:rFonts w:ascii="Calibri" w:hAnsi="Calibri" w:cs="Calibri"/>
+          <w:b/>
+        </w:rPr>
+        <w:t>PN-19 · La meta de equipos, en dos números distintos</w:t>
+      </w:r>
+    </w:p>
+    <w:p>
+      <w:pPr>
+        <w:jc w:val="both"/>
+      </w:pPr>
+      <w:r>
+        <w:rPr>
+          <w:rFonts w:ascii="Calibri" w:hAnsi="Calibri" w:cs="Calibri"/>
+        </w:rPr>
+        <w:t>Patrón B</w:t>
+      </w:r>
+    </w:p>
+    <w:p>
+      <w:pPr>
+        <w:jc w:val="both"/>
+      </w:pPr>
+      <w:r>
+        <w:rPr>
+          <w:rFonts w:ascii="Calibri" w:hAnsi="Calibri" w:cs="Calibri"/>
+        </w:rPr>
+        <w:t>C1 · Contexto.</w:t>
+      </w:r>
+      <w:r>
+        <w:rPr>
+          <w:rFonts w:ascii="Calibri" w:hAnsi="Calibri" w:cs="Calibri"/>
+        </w:rPr>
+        <w:t xml:space="preserve"> Con el capítulo 8 escrito, quise revisar si los capítulos 2 y 5 siguen diciendo lo mismo que el resto del documento.</w:t>
+      </w:r>
+    </w:p>
+    <w:p>
+      <w:pPr>
+        <w:jc w:val="both"/>
+      </w:pPr>
+      <w:r>
+        <w:rPr>
+          <w:rFonts w:ascii="Calibri" w:hAnsi="Calibri" w:cs="Calibri"/>
+        </w:rPr>
+        <w:t>C2 · Restricciones.</w:t>
+      </w:r>
+      <w:r>
+        <w:rPr>
+          <w:rFonts w:ascii="Calibri" w:hAnsi="Calibri" w:cs="Calibri"/>
+        </w:rPr>
+        <w:t xml:space="preserve"> Contrastar contra el libro de cálculo y contra el propio documento, no contra lo que yo recordaba haber decidido.</w:t>
+      </w:r>
+    </w:p>
+    <w:p>
+      <w:pPr>
+        <w:jc w:val="both"/>
+      </w:pPr>
+      <w:r>
+        <w:rPr>
+          <w:rFonts w:ascii="Calibri" w:hAnsi="Calibri" w:cs="Calibri"/>
+        </w:rPr>
+        <w:t>C3 · Criterio.</w:t>
+      </w:r>
+      <w:r>
+        <w:rPr>
+          <w:rFonts w:ascii="Calibri" w:hAnsi="Calibri" w:cs="Calibri"/>
+        </w:rPr>
+        <w:t xml:space="preserve"> Un número que aparece dos veces con dos valores distintos es peor que un número mal: obliga al tribunal a elegir cuál creer, y cualquiera de las dos que elija deja la otra en evidencia.</w:t>
+      </w:r>
+    </w:p>
+    <w:p>
+      <w:pPr>
+        <w:jc w:val="both"/>
+      </w:pPr>
+      <w:r>
+        <w:rPr>
+          <w:rFonts w:ascii="Calibri" w:hAnsi="Calibri" w:cs="Calibri"/>
+        </w:rPr>
+        <w:t>C4 · Salida.</w:t>
+      </w:r>
+      <w:r>
+        <w:rPr>
+          <w:rFonts w:ascii="Calibri" w:hAnsi="Calibri" w:cs="Calibri"/>
+        </w:rPr>
+        <w:t xml:space="preserve"> Dónde dice cada cosa, y cuál de las dos es la que el modelo usa.</w:t>
+      </w:r>
+    </w:p>
+    <w:p>
+      <w:pPr>
+        <w:jc w:val="both"/>
+      </w:pPr>
+      <w:r>
+        <w:rPr>
+          <w:rFonts w:ascii="Calibri" w:hAnsi="Calibri" w:cs="Calibri"/>
+        </w:rPr>
+        <w:t>Resultado.</w:t>
+      </w:r>
+      <w:r>
+        <w:rPr>
+          <w:rFonts w:ascii="Calibri" w:hAnsi="Calibri" w:cs="Calibri"/>
+        </w:rPr>
+        <w:t xml:space="preserve"> La meta de equipos del mes 12 se había corregido de 1.000 a 450, y la corrección se aplicó a la prosa de 6.1, 6.2 y 8.8 pero </w:t>
+      </w:r>
+      <w:r>
+        <w:rPr>
+          <w:rFonts w:ascii="Calibri" w:hAnsi="Calibri" w:cs="Calibri"/>
+        </w:rPr>
+        <w:t>no a la tabla de 5.2.3</w:t>
+      </w:r>
+      <w:r>
+        <w:rPr>
+          <w:rFonts w:ascii="Calibri" w:hAnsi="Calibri" w:cs="Calibri"/>
+        </w:rPr>
+        <w:t xml:space="preserve">, que es justamente la sección que el resto del documento cita como fuente de las metas. Al corregirla apareció que la meta de la etapa E2 arrastraba el mismo error sin que nadie la hubiera mirado: 350 equipos entre 10 clientes son 35 por cliente, contra los 18 a 24 que el propio documento le asigna al Segmento A. Queda como </w:t>
+      </w:r>
+      <w:r>
+        <w:rPr>
+          <w:rFonts w:ascii="Calibri" w:hAnsi="Calibri" w:cs="Calibri"/>
+        </w:rPr>
+        <w:t>D-76</w:t>
+      </w:r>
+      <w:r>
+        <w:rPr>
+          <w:rFonts w:ascii="Calibri" w:hAnsi="Calibri" w:cs="Calibri"/>
+        </w:rPr>
+        <w:t>.</w:t>
+      </w:r>
+    </w:p>
+    <w:p>
+      <w:pPr>
+        <w:jc w:val="both"/>
+      </w:pPr>
+      <w:r>
+        <w:rPr>
+          <w:rFonts w:ascii="Calibri" w:hAnsi="Calibri" w:cs="Calibri"/>
+        </w:rPr>
+        <w:t>Validación.</w:t>
+      </w:r>
+      <w:r>
+        <w:rPr>
+          <w:rFonts w:ascii="Calibri" w:hAnsi="Calibri" w:cs="Calibri"/>
+        </w:rPr>
+        <w:t xml:space="preserve"> La fila de la etapa E1 —cien equipos con cero clientes pagos— estaba bien y parecía mal: son los equipos de los cinco pilotos gratuitos. La dejé como estaba y le agregué la aclaración debajo de la tabla, porque para quien corrige «estaba bien» y «parecía mal» son lo mismo.</w:t>
+      </w:r>
+    </w:p>
+    <w:p>
+      <w:pPr>
+        <w:jc w:val="both"/>
+      </w:pPr>
+      <w:r>
+        <w:rPr>
+          <w:rFonts w:ascii="Calibri" w:hAnsi="Calibri" w:cs="Calibri"/>
+        </w:rPr>
+        <w:t>En el mismo repaso, el cuadro comparativo de competidores declaraba el precio de mi propuesta como «a definir», en una tabla donde los ocho competidores sí tienen su modelo de costo declarado. Los precios están definidos desde 5.2.6 y el capítulo 8 entero se apoya en ellos.</w:t>
       </w:r>
     </w:p>
     <w:p>
@@ -2464,7 +3147,6 @@
         <w:rPr>
           <w:rFonts w:ascii="Calibri" w:hAnsi="Calibri" w:cs="Calibri"/>
           <w:b/>
-          <w:color w:val="000000"/>
         </w:rPr>
         <w:t>4 · La auditoría del modelo</w:t>
       </w:r>
@@ -2478,7 +3160,6 @@
         <w:rPr>
           <w:rFonts w:ascii="Calibri" w:hAnsi="Calibri" w:cs="Calibri"/>
           <w:b/>
-          <w:color w:val="000000"/>
         </w:rPr>
         <w:t>PN-07 · Cómo se construye la proyección de ventas</w:t>
       </w:r>
@@ -2617,7 +3298,6 @@
         <w:rPr>
           <w:rFonts w:ascii="Calibri" w:hAnsi="Calibri" w:cs="Calibri"/>
           <w:b/>
-          <w:color w:val="000000"/>
         </w:rPr>
         <w:t>PN-08 · Auditoría contra las metas del documento</w:t>
       </w:r>
@@ -2785,7 +3465,6 @@
         <w:rPr>
           <w:rFonts w:ascii="Calibri" w:hAnsi="Calibri" w:cs="Calibri"/>
           <w:b/>
-          <w:color w:val="000000"/>
         </w:rPr>
         <w:t>PN-09 · Reconciliación con la sección 7.7</w:t>
       </w:r>
@@ -2914,7 +3593,6 @@
         <w:rPr>
           <w:rFonts w:ascii="Calibri" w:hAnsi="Calibri" w:cs="Calibri"/>
           <w:b/>
-          <w:color w:val="000000"/>
         </w:rPr>
         <w:t>5 · Los entregables</w:t>
       </w:r>
@@ -2928,7 +3606,6 @@
         <w:rPr>
           <w:rFonts w:ascii="Calibri" w:hAnsi="Calibri" w:cs="Calibri"/>
           <w:b/>
-          <w:color w:val="000000"/>
         </w:rPr>
         <w:t>PN-10 · Recorte a la primera entrega</w:t>
       </w:r>
@@ -3062,7 +3739,6 @@
         <w:rPr>
           <w:rFonts w:ascii="Calibri" w:hAnsi="Calibri" w:cs="Calibri"/>
           <w:b/>
-          <w:color w:val="000000"/>
         </w:rPr>
         <w:t>PN-11 · Formato de los entregables</w:t>
       </w:r>
@@ -3191,7 +3867,6 @@
         <w:rPr>
           <w:rFonts w:ascii="Calibri" w:hAnsi="Calibri" w:cs="Calibri"/>
           <w:b/>
-          <w:color w:val="000000"/>
         </w:rPr>
         <w:t>6 · Las decisiones que tomé</w:t>
       </w:r>
@@ -3239,7 +3914,6 @@
         <w:rPr>
           <w:rFonts w:ascii="Calibri" w:hAnsi="Calibri" w:cs="Calibri"/>
           <w:b/>
-          <w:color w:val="000000"/>
         </w:rPr>
         <w:t>6.1 · Decisiones de alcance y de método</w:t>
       </w:r>
@@ -3284,6 +3958,7 @@
             <w:tcBorders>
               <w:bottom w:val="single" w:sz="18" w:space="0" w:color="000000"/>
             </w:tcBorders>
+            <w:shd w:val="clear" w:color="auto" w:fill="DDEBF7"/>
           </w:tcPr>
           <w:p>
             <w:pPr>
@@ -3313,6 +3988,7 @@
             <w:tcBorders>
               <w:bottom w:val="single" w:sz="18" w:space="0" w:color="000000"/>
             </w:tcBorders>
+            <w:shd w:val="clear" w:color="auto" w:fill="DDEBF7"/>
           </w:tcPr>
           <w:p>
             <w:pPr>
@@ -3342,6 +4018,7 @@
             <w:tcBorders>
               <w:bottom w:val="single" w:sz="18" w:space="0" w:color="000000"/>
             </w:tcBorders>
+            <w:shd w:val="clear" w:color="auto" w:fill="DDEBF7"/>
           </w:tcPr>
           <w:p>
             <w:pPr>
@@ -3371,6 +4048,7 @@
             <w:tcBorders>
               <w:bottom w:val="single" w:sz="18" w:space="0" w:color="000000"/>
             </w:tcBorders>
+            <w:shd w:val="clear" w:color="auto" w:fill="DDEBF7"/>
           </w:tcPr>
           <w:p>
             <w:pPr>
@@ -3827,7 +4505,6 @@
         <w:rPr>
           <w:rFonts w:ascii="Calibri" w:hAnsi="Calibri" w:cs="Calibri"/>
           <w:b/>
-          <w:color w:val="000000"/>
         </w:rPr>
         <w:t>6.2 · Correcciones que hice sobre lo que la herramienta produjo</w:t>
       </w:r>
@@ -3883,6 +4560,7 @@
             <w:tcBorders>
               <w:bottom w:val="single" w:sz="18" w:space="0" w:color="000000"/>
             </w:tcBorders>
+            <w:shd w:val="clear" w:color="auto" w:fill="DDEBF7"/>
           </w:tcPr>
           <w:p>
             <w:pPr>
@@ -3912,6 +4590,7 @@
             <w:tcBorders>
               <w:bottom w:val="single" w:sz="18" w:space="0" w:color="000000"/>
             </w:tcBorders>
+            <w:shd w:val="clear" w:color="auto" w:fill="DDEBF7"/>
           </w:tcPr>
           <w:p>
             <w:pPr>
@@ -3941,6 +4620,7 @@
             <w:tcBorders>
               <w:bottom w:val="single" w:sz="18" w:space="0" w:color="000000"/>
             </w:tcBorders>
+            <w:shd w:val="clear" w:color="auto" w:fill="DDEBF7"/>
           </w:tcPr>
           <w:p>
             <w:pPr>
@@ -3970,6 +4650,7 @@
             <w:tcBorders>
               <w:bottom w:val="single" w:sz="18" w:space="0" w:color="000000"/>
             </w:tcBorders>
+            <w:shd w:val="clear" w:color="auto" w:fill="DDEBF7"/>
           </w:tcPr>
           <w:p>
             <w:pPr>
@@ -4869,7 +5550,6 @@
         <w:rPr>
           <w:rFonts w:ascii="Calibri" w:hAnsi="Calibri" w:cs="Calibri"/>
           <w:b/>
-          <w:color w:val="000000"/>
         </w:rPr>
         <w:t>6.3 · Decisiones de negocio</w:t>
       </w:r>
@@ -4925,7 +5605,7 @@
         </w:trPr>
         <w:tc>
           <w:tcPr>
-            <w:tcW w:type="dxa" w:w="2192"/>
+            <w:tcW w:type="dxa" w:w="2082"/>
             <w:vAlign w:val="center"/>
             <w:tcMar>
               <w:top w:w="100" w:type="dxa"/>
@@ -4936,6 +5616,7 @@
             <w:tcBorders>
               <w:bottom w:val="single" w:sz="18" w:space="0" w:color="000000"/>
             </w:tcBorders>
+            <w:shd w:val="clear" w:color="auto" w:fill="DDEBF7"/>
           </w:tcPr>
           <w:p>
             <w:pPr>
@@ -4954,7 +5635,7 @@
         </w:tc>
         <w:tc>
           <w:tcPr>
-            <w:tcW w:type="dxa" w:w="1746"/>
+            <w:tcW w:type="dxa" w:w="1748"/>
             <w:vAlign w:val="center"/>
             <w:tcMar>
               <w:top w:w="100" w:type="dxa"/>
@@ -4965,6 +5646,7 @@
             <w:tcBorders>
               <w:bottom w:val="single" w:sz="18" w:space="0" w:color="000000"/>
             </w:tcBorders>
+            <w:shd w:val="clear" w:color="auto" w:fill="DDEBF7"/>
           </w:tcPr>
           <w:p>
             <w:pPr>
@@ -4983,7 +5665,7 @@
         </w:tc>
         <w:tc>
           <w:tcPr>
-            <w:tcW w:type="dxa" w:w="4565"/>
+            <w:tcW w:type="dxa" w:w="4673"/>
             <w:vAlign w:val="center"/>
             <w:tcMar>
               <w:top w:w="100" w:type="dxa"/>
@@ -4994,6 +5676,7 @@
             <w:tcBorders>
               <w:bottom w:val="single" w:sz="18" w:space="0" w:color="000000"/>
             </w:tcBorders>
+            <w:shd w:val="clear" w:color="auto" w:fill="DDEBF7"/>
           </w:tcPr>
           <w:p>
             <w:pPr>
@@ -5014,7 +5697,7 @@
       <w:tr>
         <w:tc>
           <w:tcPr>
-            <w:tcW w:type="dxa" w:w="2192"/>
+            <w:tcW w:type="dxa" w:w="2082"/>
             <w:vAlign w:val="center"/>
             <w:tcMar>
               <w:top w:w="100" w:type="dxa"/>
@@ -5039,7 +5722,7 @@
         </w:tc>
         <w:tc>
           <w:tcPr>
-            <w:tcW w:type="dxa" w:w="1746"/>
+            <w:tcW w:type="dxa" w:w="1748"/>
             <w:vAlign w:val="center"/>
             <w:tcMar>
               <w:top w:w="100" w:type="dxa"/>
@@ -5064,7 +5747,7 @@
         </w:tc>
         <w:tc>
           <w:tcPr>
-            <w:tcW w:type="dxa" w:w="4565"/>
+            <w:tcW w:type="dxa" w:w="4673"/>
             <w:vAlign w:val="center"/>
             <w:tcMar>
               <w:top w:w="100" w:type="dxa"/>
@@ -5091,7 +5774,7 @@
       <w:tr>
         <w:tc>
           <w:tcPr>
-            <w:tcW w:type="dxa" w:w="2192"/>
+            <w:tcW w:type="dxa" w:w="2082"/>
             <w:vAlign w:val="center"/>
             <w:tcMar>
               <w:top w:w="100" w:type="dxa"/>
@@ -5116,7 +5799,7 @@
         </w:tc>
         <w:tc>
           <w:tcPr>
-            <w:tcW w:type="dxa" w:w="1746"/>
+            <w:tcW w:type="dxa" w:w="1748"/>
             <w:vAlign w:val="center"/>
             <w:tcMar>
               <w:top w:w="100" w:type="dxa"/>
@@ -5141,7 +5824,7 @@
         </w:tc>
         <w:tc>
           <w:tcPr>
-            <w:tcW w:type="dxa" w:w="4565"/>
+            <w:tcW w:type="dxa" w:w="4673"/>
             <w:vAlign w:val="center"/>
             <w:tcMar>
               <w:top w:w="100" w:type="dxa"/>
@@ -5182,7 +5865,7 @@
       <w:tr>
         <w:tc>
           <w:tcPr>
-            <w:tcW w:type="dxa" w:w="2192"/>
+            <w:tcW w:type="dxa" w:w="2082"/>
             <w:vAlign w:val="center"/>
             <w:tcMar>
               <w:top w:w="100" w:type="dxa"/>
@@ -5207,7 +5890,7 @@
         </w:tc>
         <w:tc>
           <w:tcPr>
-            <w:tcW w:type="dxa" w:w="1746"/>
+            <w:tcW w:type="dxa" w:w="1748"/>
             <w:vAlign w:val="center"/>
             <w:tcMar>
               <w:top w:w="100" w:type="dxa"/>
@@ -5232,7 +5915,7 @@
         </w:tc>
         <w:tc>
           <w:tcPr>
-            <w:tcW w:type="dxa" w:w="4565"/>
+            <w:tcW w:type="dxa" w:w="4673"/>
             <w:vAlign w:val="center"/>
             <w:tcMar>
               <w:top w:w="100" w:type="dxa"/>
@@ -5259,7 +5942,7 @@
       <w:tr>
         <w:tc>
           <w:tcPr>
-            <w:tcW w:type="dxa" w:w="2192"/>
+            <w:tcW w:type="dxa" w:w="2082"/>
             <w:vAlign w:val="center"/>
             <w:tcMar>
               <w:top w:w="100" w:type="dxa"/>
@@ -5284,7 +5967,7 @@
         </w:tc>
         <w:tc>
           <w:tcPr>
-            <w:tcW w:type="dxa" w:w="1746"/>
+            <w:tcW w:type="dxa" w:w="1748"/>
             <w:vAlign w:val="center"/>
             <w:tcMar>
               <w:top w:w="100" w:type="dxa"/>
@@ -5309,7 +5992,7 @@
         </w:tc>
         <w:tc>
           <w:tcPr>
-            <w:tcW w:type="dxa" w:w="4565"/>
+            <w:tcW w:type="dxa" w:w="4673"/>
             <w:vAlign w:val="center"/>
             <w:tcMar>
               <w:top w:w="100" w:type="dxa"/>
@@ -5336,7 +6019,7 @@
       <w:tr>
         <w:tc>
           <w:tcPr>
-            <w:tcW w:type="dxa" w:w="2192"/>
+            <w:tcW w:type="dxa" w:w="2082"/>
             <w:vAlign w:val="center"/>
             <w:tcMar>
               <w:top w:w="100" w:type="dxa"/>
@@ -5361,7 +6044,7 @@
         </w:tc>
         <w:tc>
           <w:tcPr>
-            <w:tcW w:type="dxa" w:w="1746"/>
+            <w:tcW w:type="dxa" w:w="1748"/>
             <w:vAlign w:val="center"/>
             <w:tcMar>
               <w:top w:w="100" w:type="dxa"/>
@@ -5386,7 +6069,7 @@
         </w:tc>
         <w:tc>
           <w:tcPr>
-            <w:tcW w:type="dxa" w:w="4565"/>
+            <w:tcW w:type="dxa" w:w="4673"/>
             <w:vAlign w:val="center"/>
             <w:tcMar>
               <w:top w:w="100" w:type="dxa"/>
@@ -5413,7 +6096,7 @@
       <w:tr>
         <w:tc>
           <w:tcPr>
-            <w:tcW w:type="dxa" w:w="2192"/>
+            <w:tcW w:type="dxa" w:w="2082"/>
             <w:vAlign w:val="center"/>
             <w:tcMar>
               <w:top w:w="100" w:type="dxa"/>
@@ -5438,7 +6121,7 @@
         </w:tc>
         <w:tc>
           <w:tcPr>
-            <w:tcW w:type="dxa" w:w="1746"/>
+            <w:tcW w:type="dxa" w:w="1748"/>
             <w:vAlign w:val="center"/>
             <w:tcMar>
               <w:top w:w="100" w:type="dxa"/>
@@ -5463,7 +6146,7 @@
         </w:tc>
         <w:tc>
           <w:tcPr>
-            <w:tcW w:type="dxa" w:w="4565"/>
+            <w:tcW w:type="dxa" w:w="4673"/>
             <w:vAlign w:val="center"/>
             <w:tcMar>
               <w:top w:w="100" w:type="dxa"/>
@@ -5490,7 +6173,7 @@
       <w:tr>
         <w:tc>
           <w:tcPr>
-            <w:tcW w:type="dxa" w:w="2192"/>
+            <w:tcW w:type="dxa" w:w="2082"/>
             <w:vAlign w:val="center"/>
             <w:tcMar>
               <w:top w:w="100" w:type="dxa"/>
@@ -5515,7 +6198,7 @@
         </w:tc>
         <w:tc>
           <w:tcPr>
-            <w:tcW w:type="dxa" w:w="1746"/>
+            <w:tcW w:type="dxa" w:w="1748"/>
             <w:vAlign w:val="center"/>
             <w:tcMar>
               <w:top w:w="100" w:type="dxa"/>
@@ -5540,7 +6223,7 @@
         </w:tc>
         <w:tc>
           <w:tcPr>
-            <w:tcW w:type="dxa" w:w="4565"/>
+            <w:tcW w:type="dxa" w:w="4673"/>
             <w:vAlign w:val="center"/>
             <w:tcMar>
               <w:top w:w="100" w:type="dxa"/>
@@ -5567,7 +6250,7 @@
       <w:tr>
         <w:tc>
           <w:tcPr>
-            <w:tcW w:type="dxa" w:w="2192"/>
+            <w:tcW w:type="dxa" w:w="2082"/>
             <w:vAlign w:val="center"/>
             <w:tcMar>
               <w:top w:w="100" w:type="dxa"/>
@@ -5592,51 +6275,51 @@
         </w:tc>
         <w:tc>
           <w:tcPr>
-            <w:tcW w:type="dxa" w:w="1746"/>
-            <w:vAlign w:val="center"/>
-            <w:tcMar>
-              <w:top w:w="100" w:type="dxa"/>
-              <w:left w:w="100" w:type="dxa"/>
-              <w:bottom w:w="100" w:type="dxa"/>
-              <w:right w:w="100" w:type="dxa"/>
-            </w:tcMar>
-          </w:tcPr>
-          <w:p>
-            <w:pPr>
-              <w:spacing w:after="0" w:line="240" w:lineRule="auto"/>
-              <w:jc w:val="left"/>
-            </w:pPr>
-            <w:r>
-              <w:rPr>
-                <w:rFonts w:ascii="Calibri" w:hAnsi="Calibri" w:cs="Calibri"/>
-                <w:sz w:val="20"/>
-              </w:rPr>
-              <w:t>1,1 % al año 4</w:t>
-            </w:r>
-          </w:p>
-        </w:tc>
-        <w:tc>
-          <w:tcPr>
-            <w:tcW w:type="dxa" w:w="4565"/>
-            <w:vAlign w:val="center"/>
-            <w:tcMar>
-              <w:top w:w="100" w:type="dxa"/>
-              <w:left w:w="100" w:type="dxa"/>
-              <w:bottom w:w="100" w:type="dxa"/>
-              <w:right w:w="100" w:type="dxa"/>
-            </w:tcMar>
-          </w:tcPr>
-          <w:p>
-            <w:pPr>
-              <w:spacing w:after="0" w:line="240" w:lineRule="auto"/>
-              <w:jc w:val="left"/>
-            </w:pPr>
-            <w:r>
-              <w:rPr>
-                <w:rFonts w:ascii="Calibri" w:hAnsi="Calibri" w:cs="Calibri"/>
-                <w:sz w:val="20"/>
-              </w:rPr>
-              <w:t>Es la ambición del plan, no un cálculo</w:t>
+            <w:tcW w:type="dxa" w:w="1748"/>
+            <w:vAlign w:val="center"/>
+            <w:tcMar>
+              <w:top w:w="100" w:type="dxa"/>
+              <w:left w:w="100" w:type="dxa"/>
+              <w:bottom w:w="100" w:type="dxa"/>
+              <w:right w:w="100" w:type="dxa"/>
+            </w:tcMar>
+          </w:tcPr>
+          <w:p>
+            <w:pPr>
+              <w:spacing w:after="0" w:line="240" w:lineRule="auto"/>
+              <w:jc w:val="left"/>
+            </w:pPr>
+            <w:r>
+              <w:rPr>
+                <w:rFonts w:ascii="Calibri" w:hAnsi="Calibri" w:cs="Calibri"/>
+                <w:sz w:val="20"/>
+              </w:rPr>
+              <w:t>1,4 % al año 4</w:t>
+            </w:r>
+          </w:p>
+        </w:tc>
+        <w:tc>
+          <w:tcPr>
+            <w:tcW w:type="dxa" w:w="4673"/>
+            <w:vAlign w:val="center"/>
+            <w:tcMar>
+              <w:top w:w="100" w:type="dxa"/>
+              <w:left w:w="100" w:type="dxa"/>
+              <w:bottom w:w="100" w:type="dxa"/>
+              <w:right w:w="100" w:type="dxa"/>
+            </w:tcMar>
+          </w:tcPr>
+          <w:p>
+            <w:pPr>
+              <w:spacing w:after="0" w:line="240" w:lineRule="auto"/>
+              <w:jc w:val="left"/>
+            </w:pPr>
+            <w:r>
+              <w:rPr>
+                <w:rFonts w:ascii="Calibri" w:hAnsi="Calibri" w:cs="Calibri"/>
+                <w:sz w:val="20"/>
+              </w:rPr>
+              <w:t>Es la ambición del plan, no un cálculo. Arrancó en 1,1 %, escrito antes de tener el embudo armado, y el modelo terminó proyectando 1,66 %. Tomé el punto medio en lugar de cualquiera de las dos puntas, porque las dos estaban movidas: la declarada por vieja y la proyectada por optimista</w:t>
             </w:r>
           </w:p>
         </w:tc>
@@ -5644,7 +6327,7 @@
       <w:tr>
         <w:tc>
           <w:tcPr>
-            <w:tcW w:type="dxa" w:w="2192"/>
+            <w:tcW w:type="dxa" w:w="2082"/>
             <w:vAlign w:val="center"/>
             <w:tcMar>
               <w:top w:w="100" w:type="dxa"/>
@@ -5669,51 +6352,219 @@
         </w:tc>
         <w:tc>
           <w:tcPr>
-            <w:tcW w:type="dxa" w:w="1746"/>
-            <w:vAlign w:val="center"/>
-            <w:tcMar>
-              <w:top w:w="100" w:type="dxa"/>
-              <w:left w:w="100" w:type="dxa"/>
-              <w:bottom w:w="100" w:type="dxa"/>
-              <w:right w:w="100" w:type="dxa"/>
-            </w:tcMar>
-          </w:tcPr>
-          <w:p>
-            <w:pPr>
-              <w:spacing w:after="0" w:line="240" w:lineRule="auto"/>
-              <w:jc w:val="left"/>
-            </w:pPr>
-            <w:r>
-              <w:rPr>
-                <w:rFonts w:ascii="Calibri" w:hAnsi="Calibri" w:cs="Calibri"/>
-                <w:sz w:val="20"/>
-              </w:rPr>
-              <w:t>Pendiente</w:t>
-            </w:r>
-          </w:p>
-        </w:tc>
-        <w:tc>
-          <w:tcPr>
-            <w:tcW w:type="dxa" w:w="4565"/>
-            <w:vAlign w:val="center"/>
-            <w:tcMar>
-              <w:top w:w="100" w:type="dxa"/>
-              <w:left w:w="100" w:type="dxa"/>
-              <w:bottom w:w="100" w:type="dxa"/>
-              <w:right w:w="100" w:type="dxa"/>
-            </w:tcMar>
-          </w:tcPr>
-          <w:p>
-            <w:pPr>
-              <w:spacing w:after="0" w:line="240" w:lineRule="auto"/>
-              <w:jc w:val="left"/>
-            </w:pPr>
-            <w:r>
-              <w:rPr>
-                <w:rFonts w:ascii="Calibri" w:hAnsi="Calibri" w:cs="Calibri"/>
-                <w:sz w:val="20"/>
-              </w:rPr>
-              <w:t>Las tres salidas están planteadas y la elección es de negocio: la tomo yo antes de la entrega final</w:t>
+            <w:tcW w:type="dxa" w:w="1748"/>
+            <w:vAlign w:val="center"/>
+            <w:tcMar>
+              <w:top w:w="100" w:type="dxa"/>
+              <w:left w:w="100" w:type="dxa"/>
+              <w:bottom w:w="100" w:type="dxa"/>
+              <w:right w:w="100" w:type="dxa"/>
+            </w:tcMar>
+          </w:tcPr>
+          <w:p>
+            <w:pPr>
+              <w:spacing w:after="0" w:line="240" w:lineRule="auto"/>
+              <w:jc w:val="left"/>
+            </w:pPr>
+            <w:r>
+              <w:rPr>
+                <w:rFonts w:ascii="Calibri" w:hAnsi="Calibri" w:cs="Calibri"/>
+                <w:sz w:val="20"/>
+              </w:rPr>
+              <w:t>450 al mes 12</w:t>
+            </w:r>
+          </w:p>
+        </w:tc>
+        <w:tc>
+          <w:tcPr>
+            <w:tcW w:type="dxa" w:w="4673"/>
+            <w:vAlign w:val="center"/>
+            <w:tcMar>
+              <w:top w:w="100" w:type="dxa"/>
+              <w:left w:w="100" w:type="dxa"/>
+              <w:bottom w:w="100" w:type="dxa"/>
+              <w:right w:w="100" w:type="dxa"/>
+            </w:tcMar>
+          </w:tcPr>
+          <w:p>
+            <w:pPr>
+              <w:spacing w:after="0" w:line="240" w:lineRule="auto"/>
+              <w:jc w:val="left"/>
+            </w:pPr>
+            <w:r>
+              <w:rPr>
+                <w:rFonts w:ascii="Calibri" w:hAnsi="Calibri" w:cs="Calibri"/>
+                <w:sz w:val="20"/>
+              </w:rPr>
+              <w:t>Estuvo pendiente hasta el 09/09. Elegí derivarla de la meta de clientes y no fijarla aparte: con 18 a 24 equipos por cliente del Segmento A, 25 clientes administran unos 450. Los 1.000 que decía antes son 40 por cliente, y con 40 cada cliente pagaría más en adicionales que en abono: el plan quedaba vendiendo adicionales y llamándolo suscripción</w:t>
+            </w:r>
+          </w:p>
+        </w:tc>
+      </w:tr>
+      <w:tr>
+        <w:tc>
+          <w:tcPr>
+            <w:tcW w:type="dxa" w:w="2082"/>
+            <w:vAlign w:val="center"/>
+            <w:tcMar>
+              <w:top w:w="100" w:type="dxa"/>
+              <w:left w:w="100" w:type="dxa"/>
+              <w:bottom w:w="100" w:type="dxa"/>
+              <w:right w:w="100" w:type="dxa"/>
+            </w:tcMar>
+          </w:tcPr>
+          <w:p>
+            <w:pPr>
+              <w:spacing w:after="0" w:line="240" w:lineRule="auto"/>
+              <w:jc w:val="left"/>
+            </w:pPr>
+            <w:r>
+              <w:rPr>
+                <w:rFonts w:ascii="Calibri" w:hAnsi="Calibri" w:cs="Calibri"/>
+                <w:sz w:val="20"/>
+              </w:rPr>
+              <w:t>Plan de salida</w:t>
+            </w:r>
+          </w:p>
+        </w:tc>
+        <w:tc>
+          <w:tcPr>
+            <w:tcW w:type="dxa" w:w="1748"/>
+            <w:vAlign w:val="center"/>
+            <w:tcMar>
+              <w:top w:w="100" w:type="dxa"/>
+              <w:left w:w="100" w:type="dxa"/>
+              <w:bottom w:w="100" w:type="dxa"/>
+              <w:right w:w="100" w:type="dxa"/>
+            </w:tcMar>
+          </w:tcPr>
+          <w:p>
+            <w:pPr>
+              <w:spacing w:after="0" w:line="240" w:lineRule="auto"/>
+              <w:jc w:val="left"/>
+            </w:pPr>
+            <w:r>
+              <w:rPr>
+                <w:rFonts w:ascii="Calibri" w:hAnsi="Calibri" w:cs="Calibri"/>
+                <w:sz w:val="20"/>
+              </w:rPr>
+              <w:t>Continuidad, venta o cierre ordenado</w:t>
+            </w:r>
+          </w:p>
+        </w:tc>
+        <w:tc>
+          <w:tcPr>
+            <w:tcW w:type="dxa" w:w="4673"/>
+            <w:vAlign w:val="center"/>
+            <w:tcMar>
+              <w:top w:w="100" w:type="dxa"/>
+              <w:left w:w="100" w:type="dxa"/>
+              <w:bottom w:w="100" w:type="dxa"/>
+              <w:right w:w="100" w:type="dxa"/>
+            </w:tcMar>
+          </w:tcPr>
+          <w:p>
+            <w:pPr>
+              <w:spacing w:after="0" w:line="240" w:lineRule="auto"/>
+              <w:jc w:val="left"/>
+            </w:pPr>
+            <w:r>
+              <w:rPr>
+                <w:rFonts w:ascii="Calibri" w:hAnsi="Calibri" w:cs="Calibri"/>
+                <w:sz w:val="20"/>
+              </w:rPr>
+              <w:t xml:space="preserve">No lo tenía pensado. Elegí los tres caminos y el criterio que los ordena: la venta se valúa con el </w:t>
+            </w:r>
+            <w:r>
+              <w:rPr>
+                <w:rFonts w:ascii="Calibri" w:hAnsi="Calibri" w:cs="Calibri"/>
+                <w:sz w:val="20"/>
+              </w:rPr>
+              <w:t>mismo</w:t>
+            </w:r>
+            <w:r>
+              <w:rPr>
+                <w:rFonts w:ascii="Calibri" w:hAnsi="Calibri" w:cs="Calibri"/>
+                <w:sz w:val="20"/>
+              </w:rPr>
+              <w:t xml:space="preserve"> múltiplo de ingresos recurrentes que el valor terminal de 8.9, para que el precio de salida sea consistente con la evaluación y no un número aparte; y el cierre lleva tres obligaciones escritas —preaviso, exportación de los datos en formato abierto y cancelación sin penalidad—, porque el sistema administra información que la organización necesita para operar</w:t>
+            </w:r>
+          </w:p>
+        </w:tc>
+      </w:tr>
+      <w:tr>
+        <w:tc>
+          <w:tcPr>
+            <w:tcW w:type="dxa" w:w="2082"/>
+            <w:vAlign w:val="center"/>
+            <w:tcMar>
+              <w:top w:w="100" w:type="dxa"/>
+              <w:left w:w="100" w:type="dxa"/>
+              <w:bottom w:w="100" w:type="dxa"/>
+              <w:right w:w="100" w:type="dxa"/>
+            </w:tcMar>
+          </w:tcPr>
+          <w:p>
+            <w:pPr>
+              <w:spacing w:after="0" w:line="240" w:lineRule="auto"/>
+              <w:jc w:val="left"/>
+            </w:pPr>
+            <w:r>
+              <w:rPr>
+                <w:rFonts w:ascii="Calibri" w:hAnsi="Calibri" w:cs="Calibri"/>
+                <w:sz w:val="20"/>
+              </w:rPr>
+              <w:t>Color de los entregables</w:t>
+            </w:r>
+          </w:p>
+        </w:tc>
+        <w:tc>
+          <w:tcPr>
+            <w:tcW w:type="dxa" w:w="1748"/>
+            <w:vAlign w:val="center"/>
+            <w:tcMar>
+              <w:top w:w="100" w:type="dxa"/>
+              <w:left w:w="100" w:type="dxa"/>
+              <w:bottom w:w="100" w:type="dxa"/>
+              <w:right w:w="100" w:type="dxa"/>
+            </w:tcMar>
+          </w:tcPr>
+          <w:p>
+            <w:pPr>
+              <w:spacing w:after="0" w:line="240" w:lineRule="auto"/>
+              <w:jc w:val="left"/>
+            </w:pPr>
+            <w:r>
+              <w:rPr>
+                <w:rFonts w:ascii="Calibri" w:hAnsi="Calibri" w:cs="Calibri"/>
+                <w:sz w:val="20"/>
+              </w:rPr>
+              <w:t>En color, y no a un solo color</w:t>
+            </w:r>
+          </w:p>
+        </w:tc>
+        <w:tc>
+          <w:tcPr>
+            <w:tcW w:type="dxa" w:w="4673"/>
+            <w:vAlign w:val="center"/>
+            <w:tcMar>
+              <w:top w:w="100" w:type="dxa"/>
+              <w:left w:w="100" w:type="dxa"/>
+              <w:bottom w:w="100" w:type="dxa"/>
+              <w:right w:w="100" w:type="dxa"/>
+            </w:tcMar>
+          </w:tcPr>
+          <w:p>
+            <w:pPr>
+              <w:spacing w:after="0" w:line="240" w:lineRule="auto"/>
+              <w:jc w:val="left"/>
+            </w:pPr>
+            <w:r>
+              <w:rPr>
+                <w:rFonts w:ascii="Calibri" w:hAnsi="Calibri" w:cs="Calibri"/>
+                <w:sz w:val="20"/>
+              </w:rPr>
+              <w:t>Es una decisión mía que corrige a otra decisión mía. Pedí la entrega en blanco y negro cuando el libro era una planilla de números; con veintitrés gráficos repartidos en dieciséis hojas, un gráfico en escala de grises con tres series apiladas no se lee</w:t>
             </w:r>
           </w:p>
         </w:tc>
@@ -5762,7 +6613,6 @@
         <w:rPr>
           <w:rFonts w:ascii="Calibri" w:hAnsi="Calibri" w:cs="Calibri"/>
           <w:b/>
-          <w:color w:val="000000"/>
         </w:rPr>
         <w:t>6.4 · La vez que no acepté sin entender</w:t>
       </w:r>
@@ -5793,7 +6643,6 @@
         <w:rPr>
           <w:rFonts w:ascii="Calibri" w:hAnsi="Calibri" w:cs="Calibri"/>
           <w:b/>
-          <w:color w:val="000000"/>
         </w:rPr>
         <w:t>6.5 · Lo que hice a mano</w:t>
       </w:r>
@@ -5904,7 +6753,6 @@
         <w:rPr>
           <w:rFonts w:ascii="Calibri" w:hAnsi="Calibri" w:cs="Calibri"/>
           <w:b/>
-          <w:color w:val="000000"/>
         </w:rPr>
         <w:t>6.6 · Y del otro lado: qué encontró la herramienta</w:t>
       </w:r>
@@ -5966,7 +6814,6 @@
         <w:rPr>
           <w:rFonts w:ascii="Calibri" w:hAnsi="Calibri" w:cs="Calibri"/>
           <w:b/>
-          <w:color w:val="000000"/>
         </w:rPr>
         <w:t>7 · Trazabilidad: de la consulta al entregable</w:t>
       </w:r>
@@ -6009,6 +6856,7 @@
             <w:tcBorders>
               <w:bottom w:val="single" w:sz="18" w:space="0" w:color="000000"/>
             </w:tcBorders>
+            <w:shd w:val="clear" w:color="auto" w:fill="DDEBF7"/>
           </w:tcPr>
           <w:p>
             <w:pPr>
@@ -6038,6 +6886,7 @@
             <w:tcBorders>
               <w:bottom w:val="single" w:sz="18" w:space="0" w:color="000000"/>
             </w:tcBorders>
+            <w:shd w:val="clear" w:color="auto" w:fill="DDEBF7"/>
           </w:tcPr>
           <w:p>
             <w:pPr>
@@ -6835,7 +7684,255 @@
           </w:p>
         </w:tc>
       </w:tr>
+      <w:tr>
+        <w:tc>
+          <w:tcPr>
+            <w:tcW w:type="dxa" w:w="1398"/>
+            <w:vAlign w:val="center"/>
+            <w:tcMar>
+              <w:top w:w="100" w:type="dxa"/>
+              <w:left w:w="100" w:type="dxa"/>
+              <w:bottom w:w="100" w:type="dxa"/>
+              <w:right w:w="100" w:type="dxa"/>
+            </w:tcMar>
+          </w:tcPr>
+          <w:p>
+            <w:pPr>
+              <w:spacing w:after="0" w:line="240" w:lineRule="auto"/>
+              <w:jc w:val="left"/>
+            </w:pPr>
+            <w:r>
+              <w:rPr>
+                <w:rFonts w:ascii="Calibri" w:hAnsi="Calibri" w:cs="Calibri"/>
+                <w:sz w:val="20"/>
+              </w:rPr>
+              <w:t>PN-16</w:t>
+            </w:r>
+          </w:p>
+        </w:tc>
+        <w:tc>
+          <w:tcPr>
+            <w:tcW w:type="dxa" w:w="7106"/>
+            <w:vAlign w:val="center"/>
+            <w:tcMar>
+              <w:top w:w="100" w:type="dxa"/>
+              <w:left w:w="100" w:type="dxa"/>
+              <w:bottom w:w="100" w:type="dxa"/>
+              <w:right w:w="100" w:type="dxa"/>
+            </w:tcMar>
+          </w:tcPr>
+          <w:p>
+            <w:pPr>
+              <w:spacing w:after="0" w:line="240" w:lineRule="auto"/>
+              <w:jc w:val="left"/>
+            </w:pPr>
+            <w:r>
+              <w:rPr>
+                <w:rFonts w:ascii="Calibri" w:hAnsi="Calibri" w:cs="Calibri"/>
+                <w:sz w:val="20"/>
+              </w:rPr>
+              <w:t>Las capacidades 5 y 6 en 1.7 y 1.8, y el alcance del producto en 6.4: los cambios D-73 y D-75</w:t>
+            </w:r>
+          </w:p>
+        </w:tc>
+      </w:tr>
+      <w:tr>
+        <w:tc>
+          <w:tcPr>
+            <w:tcW w:type="dxa" w:w="1398"/>
+            <w:vAlign w:val="center"/>
+            <w:tcMar>
+              <w:top w:w="100" w:type="dxa"/>
+              <w:left w:w="100" w:type="dxa"/>
+              <w:bottom w:w="100" w:type="dxa"/>
+              <w:right w:w="100" w:type="dxa"/>
+            </w:tcMar>
+          </w:tcPr>
+          <w:p>
+            <w:pPr>
+              <w:spacing w:after="0" w:line="240" w:lineRule="auto"/>
+              <w:jc w:val="left"/>
+            </w:pPr>
+            <w:r>
+              <w:rPr>
+                <w:rFonts w:ascii="Calibri" w:hAnsi="Calibri" w:cs="Calibri"/>
+                <w:sz w:val="20"/>
+              </w:rPr>
+              <w:t>PN-17</w:t>
+            </w:r>
+          </w:p>
+        </w:tc>
+        <w:tc>
+          <w:tcPr>
+            <w:tcW w:type="dxa" w:w="7106"/>
+            <w:vAlign w:val="center"/>
+            <w:tcMar>
+              <w:top w:w="100" w:type="dxa"/>
+              <w:left w:w="100" w:type="dxa"/>
+              <w:bottom w:w="100" w:type="dxa"/>
+              <w:right w:w="100" w:type="dxa"/>
+            </w:tcMar>
+          </w:tcPr>
+          <w:p>
+            <w:pPr>
+              <w:spacing w:after="0" w:line="240" w:lineRule="auto"/>
+              <w:jc w:val="left"/>
+            </w:pPr>
+            <w:r>
+              <w:rPr>
+                <w:rFonts w:ascii="Calibri" w:hAnsi="Calibri" w:cs="Calibri"/>
+                <w:sz w:val="20"/>
+              </w:rPr>
+              <w:t>Los capítulos 8 y 9 del documento, con el plan de salida: el cambio D-74</w:t>
+            </w:r>
+          </w:p>
+        </w:tc>
+      </w:tr>
+      <w:tr>
+        <w:tc>
+          <w:tcPr>
+            <w:tcW w:type="dxa" w:w="1398"/>
+            <w:vAlign w:val="center"/>
+            <w:tcMar>
+              <w:top w:w="100" w:type="dxa"/>
+              <w:left w:w="100" w:type="dxa"/>
+              <w:bottom w:w="100" w:type="dxa"/>
+              <w:right w:w="100" w:type="dxa"/>
+            </w:tcMar>
+          </w:tcPr>
+          <w:p>
+            <w:pPr>
+              <w:spacing w:after="0" w:line="240" w:lineRule="auto"/>
+              <w:jc w:val="left"/>
+            </w:pPr>
+            <w:r>
+              <w:rPr>
+                <w:rFonts w:ascii="Calibri" w:hAnsi="Calibri" w:cs="Calibri"/>
+                <w:sz w:val="20"/>
+              </w:rPr>
+              <w:t>PN-18</w:t>
+            </w:r>
+          </w:p>
+        </w:tc>
+        <w:tc>
+          <w:tcPr>
+            <w:tcW w:type="dxa" w:w="7106"/>
+            <w:vAlign w:val="center"/>
+            <w:tcMar>
+              <w:top w:w="100" w:type="dxa"/>
+              <w:left w:w="100" w:type="dxa"/>
+              <w:bottom w:w="100" w:type="dxa"/>
+              <w:right w:w="100" w:type="dxa"/>
+            </w:tcMar>
+          </w:tcPr>
+          <w:p>
+            <w:pPr>
+              <w:spacing w:after="0" w:line="240" w:lineRule="auto"/>
+              <w:jc w:val="left"/>
+            </w:pPr>
+            <w:r>
+              <w:rPr>
+                <w:rFonts w:ascii="Calibri" w:hAnsi="Calibri" w:cs="Calibri"/>
+                <w:sz w:val="20"/>
+              </w:rPr>
+              <w:t>Los veintitrés gráficos del libro, el color de las pestañas y la entrega en color</w:t>
+            </w:r>
+          </w:p>
+        </w:tc>
+      </w:tr>
+      <w:tr>
+        <w:tc>
+          <w:tcPr>
+            <w:tcW w:type="dxa" w:w="1398"/>
+            <w:vAlign w:val="center"/>
+            <w:tcMar>
+              <w:top w:w="100" w:type="dxa"/>
+              <w:left w:w="100" w:type="dxa"/>
+              <w:bottom w:w="100" w:type="dxa"/>
+              <w:right w:w="100" w:type="dxa"/>
+            </w:tcMar>
+          </w:tcPr>
+          <w:p>
+            <w:pPr>
+              <w:spacing w:after="0" w:line="240" w:lineRule="auto"/>
+              <w:jc w:val="left"/>
+            </w:pPr>
+            <w:r>
+              <w:rPr>
+                <w:rFonts w:ascii="Calibri" w:hAnsi="Calibri" w:cs="Calibri"/>
+                <w:sz w:val="20"/>
+              </w:rPr>
+              <w:t>PN-19</w:t>
+            </w:r>
+          </w:p>
+        </w:tc>
+        <w:tc>
+          <w:tcPr>
+            <w:tcW w:type="dxa" w:w="7106"/>
+            <w:vAlign w:val="center"/>
+            <w:tcMar>
+              <w:top w:w="100" w:type="dxa"/>
+              <w:left w:w="100" w:type="dxa"/>
+              <w:bottom w:w="100" w:type="dxa"/>
+              <w:right w:w="100" w:type="dxa"/>
+            </w:tcMar>
+          </w:tcPr>
+          <w:p>
+            <w:pPr>
+              <w:spacing w:after="0" w:line="240" w:lineRule="auto"/>
+              <w:jc w:val="left"/>
+            </w:pPr>
+            <w:r>
+              <w:rPr>
+                <w:rFonts w:ascii="Calibri" w:hAnsi="Calibri" w:cs="Calibri"/>
+                <w:sz w:val="20"/>
+              </w:rPr>
+              <w:t>Las metas de 5.2.3 y el cuadro comparativo de 2.2.1.1: el cambio D-76</w:t>
+            </w:r>
+          </w:p>
+        </w:tc>
+      </w:tr>
     </w:tbl>
+    <w:p>
+      <w:pPr>
+        <w:jc w:val="both"/>
+      </w:pPr>
+      <w:r>
+        <w:rPr>
+          <w:rFonts w:ascii="Calibri" w:hAnsi="Calibri" w:cs="Calibri"/>
+        </w:rPr>
+        <w:t>Los números de cada consulta son los de esa iteración, no los de hoy.</w:t>
+      </w:r>
+      <w:r>
+        <w:rPr>
+          <w:rFonts w:ascii="Calibri" w:hAnsi="Calibri" w:cs="Calibri"/>
+        </w:rPr>
+        <w:t xml:space="preserve"> Este registro es cronológico: PN-13 dice que el capital a poner queda en 77,7 millones y PN-15 en 139,6, porque eso daba el modelo en cada momento. Hoy da </w:t>
+      </w:r>
+      <w:r>
+        <w:rPr>
+          <w:rFonts w:ascii="Calibri" w:hAnsi="Calibri" w:cs="Calibri"/>
+        </w:rPr>
+        <w:t>156,2 millones</w:t>
+      </w:r>
+      <w:r>
+        <w:rPr>
+          <w:rFonts w:ascii="Calibri" w:hAnsi="Calibri" w:cs="Calibri"/>
+        </w:rPr>
+        <w:t xml:space="preserve"> —unos USD 77.000, o 38.500 por socio— y el primer mes con resultado positivo es mayo de 2029 con 135 clientes pagos. Lo que vale para la entrega es lo que dicen el capítulo 8 y el libro de cálculo, y que esos dos coincidan lo verifica el control de alineación.</w:t>
+      </w:r>
+    </w:p>
+    <w:p>
+      <w:pPr>
+        <w:jc w:val="both"/>
+      </w:pPr>
+      <w:r>
+        <w:rPr>
+          <w:rFonts w:ascii="Calibri" w:hAnsi="Calibri" w:cs="Calibri"/>
+        </w:rPr>
+        <w:t>Reescribir hacia atrás las cifras de cada consulta sería más prolijo y haría desaparecer justamente lo que este registro tiene que mostrar: que el modelo se volvió más caro a medida que dejó de omitir costos, y que cada salto tiene una consulta que lo explica.</w:t>
+      </w:r>
+    </w:p>
     <w:p>
       <w:pPr>
         <w:pStyle w:val="Ttulo1"/>
@@ -6846,7 +7943,6 @@
         <w:rPr>
           <w:rFonts w:ascii="Calibri" w:hAnsi="Calibri" w:cs="Calibri"/>
           <w:b/>
-          <w:color w:val="000000"/>
         </w:rPr>
         <w:t>8 · Apéndice: el trabajo de negocio en orden</w:t>
       </w:r>
@@ -6859,7 +7955,7 @@
         <w:rPr>
           <w:rFonts w:ascii="Calibri" w:hAnsi="Calibri" w:cs="Calibri"/>
         </w:rPr>
-        <w:t>Las intervenciones que dirigieron la mitad de negocio del trabajo, del 1 al 8 de septiembre de 2026.</w:t>
+        <w:t>Las intervenciones que dirigieron la mitad de negocio del trabajo, del 1 al 17 de septiembre de 2026.</w:t>
       </w:r>
     </w:p>
     <w:p>
@@ -6905,7 +8001,7 @@
         <w:rPr>
           <w:rFonts w:ascii="Calibri" w:hAnsi="Calibri" w:cs="Calibri"/>
         </w:rPr>
-        <w:t xml:space="preserve"> La fecha, la hora y el resultado son reales y verificables: cada resultado corresponde a un commit del repositorio, y el repositorio completo va del 1 al 8 de septiembre. El texto está </w:t>
+        <w:t xml:space="preserve"> La fecha, la hora y el resultado son reales y verificables: cada resultado corresponde a un commit del repositorio, y el repositorio completo va del 1 al 17 de septiembre. El texto está </w:t>
       </w:r>
       <w:r>
         <w:rPr>
@@ -6975,6 +8071,7 @@
             <w:tcBorders>
               <w:bottom w:val="single" w:sz="18" w:space="0" w:color="000000"/>
             </w:tcBorders>
+            <w:shd w:val="clear" w:color="auto" w:fill="DDEBF7"/>
           </w:tcPr>
           <w:p>
             <w:pPr>
@@ -7004,6 +8101,7 @@
             <w:tcBorders>
               <w:bottom w:val="single" w:sz="18" w:space="0" w:color="000000"/>
             </w:tcBorders>
+            <w:shd w:val="clear" w:color="auto" w:fill="DDEBF7"/>
           </w:tcPr>
           <w:p>
             <w:pPr>
@@ -7187,7 +8285,6 @@
         <w:rPr>
           <w:rFonts w:ascii="Calibri" w:hAnsi="Calibri" w:cs="Calibri"/>
           <w:b/>
-          <w:color w:val="000000"/>
         </w:rPr>
         <w:t>Martes 1 de septiembre</w:t>
       </w:r>
@@ -7233,6 +8330,7 @@
             <w:tcBorders>
               <w:bottom w:val="single" w:sz="18" w:space="0" w:color="000000"/>
             </w:tcBorders>
+            <w:shd w:val="clear" w:color="auto" w:fill="DDEBF7"/>
           </w:tcPr>
           <w:p>
             <w:pPr>
@@ -7262,6 +8360,7 @@
             <w:tcBorders>
               <w:bottom w:val="single" w:sz="18" w:space="0" w:color="000000"/>
             </w:tcBorders>
+            <w:shd w:val="clear" w:color="auto" w:fill="DDEBF7"/>
           </w:tcPr>
           <w:p>
             <w:pPr>
@@ -7291,6 +8390,7 @@
             <w:tcBorders>
               <w:bottom w:val="single" w:sz="18" w:space="0" w:color="000000"/>
             </w:tcBorders>
+            <w:shd w:val="clear" w:color="auto" w:fill="DDEBF7"/>
           </w:tcPr>
           <w:p>
             <w:pPr>
@@ -7320,6 +8420,7 @@
             <w:tcBorders>
               <w:bottom w:val="single" w:sz="18" w:space="0" w:color="000000"/>
             </w:tcBorders>
+            <w:shd w:val="clear" w:color="auto" w:fill="DDEBF7"/>
           </w:tcPr>
           <w:p>
             <w:pPr>
@@ -7349,6 +8450,7 @@
             <w:tcBorders>
               <w:bottom w:val="single" w:sz="18" w:space="0" w:color="000000"/>
             </w:tcBorders>
+            <w:shd w:val="clear" w:color="auto" w:fill="DDEBF7"/>
           </w:tcPr>
           <w:p>
             <w:pPr>
@@ -7503,7 +8605,6 @@
         <w:rPr>
           <w:rFonts w:ascii="Calibri" w:hAnsi="Calibri" w:cs="Calibri"/>
           <w:b/>
-          <w:color w:val="000000"/>
         </w:rPr>
         <w:t>Miércoles 2 de septiembre</w:t>
       </w:r>
@@ -7549,6 +8650,7 @@
             <w:tcBorders>
               <w:bottom w:val="single" w:sz="18" w:space="0" w:color="000000"/>
             </w:tcBorders>
+            <w:shd w:val="clear" w:color="auto" w:fill="DDEBF7"/>
           </w:tcPr>
           <w:p>
             <w:pPr>
@@ -7578,6 +8680,7 @@
             <w:tcBorders>
               <w:bottom w:val="single" w:sz="18" w:space="0" w:color="000000"/>
             </w:tcBorders>
+            <w:shd w:val="clear" w:color="auto" w:fill="DDEBF7"/>
           </w:tcPr>
           <w:p>
             <w:pPr>
@@ -7607,6 +8710,7 @@
             <w:tcBorders>
               <w:bottom w:val="single" w:sz="18" w:space="0" w:color="000000"/>
             </w:tcBorders>
+            <w:shd w:val="clear" w:color="auto" w:fill="DDEBF7"/>
           </w:tcPr>
           <w:p>
             <w:pPr>
@@ -7636,6 +8740,7 @@
             <w:tcBorders>
               <w:bottom w:val="single" w:sz="18" w:space="0" w:color="000000"/>
             </w:tcBorders>
+            <w:shd w:val="clear" w:color="auto" w:fill="DDEBF7"/>
           </w:tcPr>
           <w:p>
             <w:pPr>
@@ -7665,6 +8770,7 @@
             <w:tcBorders>
               <w:bottom w:val="single" w:sz="18" w:space="0" w:color="000000"/>
             </w:tcBorders>
+            <w:shd w:val="clear" w:color="auto" w:fill="DDEBF7"/>
           </w:tcPr>
           <w:p>
             <w:pPr>
@@ -8221,7 +9327,6 @@
         <w:rPr>
           <w:rFonts w:ascii="Calibri" w:hAnsi="Calibri" w:cs="Calibri"/>
           <w:b/>
-          <w:color w:val="000000"/>
         </w:rPr>
         <w:t>Jueves 3 de septiembre</w:t>
       </w:r>
@@ -8267,6 +9372,7 @@
             <w:tcBorders>
               <w:bottom w:val="single" w:sz="18" w:space="0" w:color="000000"/>
             </w:tcBorders>
+            <w:shd w:val="clear" w:color="auto" w:fill="DDEBF7"/>
           </w:tcPr>
           <w:p>
             <w:pPr>
@@ -8296,6 +9402,7 @@
             <w:tcBorders>
               <w:bottom w:val="single" w:sz="18" w:space="0" w:color="000000"/>
             </w:tcBorders>
+            <w:shd w:val="clear" w:color="auto" w:fill="DDEBF7"/>
           </w:tcPr>
           <w:p>
             <w:pPr>
@@ -8325,6 +9432,7 @@
             <w:tcBorders>
               <w:bottom w:val="single" w:sz="18" w:space="0" w:color="000000"/>
             </w:tcBorders>
+            <w:shd w:val="clear" w:color="auto" w:fill="DDEBF7"/>
           </w:tcPr>
           <w:p>
             <w:pPr>
@@ -8354,6 +9462,7 @@
             <w:tcBorders>
               <w:bottom w:val="single" w:sz="18" w:space="0" w:color="000000"/>
             </w:tcBorders>
+            <w:shd w:val="clear" w:color="auto" w:fill="DDEBF7"/>
           </w:tcPr>
           <w:p>
             <w:pPr>
@@ -8383,6 +9492,7 @@
             <w:tcBorders>
               <w:bottom w:val="single" w:sz="18" w:space="0" w:color="000000"/>
             </w:tcBorders>
+            <w:shd w:val="clear" w:color="auto" w:fill="DDEBF7"/>
           </w:tcPr>
           <w:p>
             <w:pPr>
@@ -8918,7 +10028,6 @@
         <w:rPr>
           <w:rFonts w:ascii="Calibri" w:hAnsi="Calibri" w:cs="Calibri"/>
           <w:b/>
-          <w:color w:val="000000"/>
         </w:rPr>
         <w:t>Viernes 4 de septiembre</w:t>
       </w:r>
@@ -8964,6 +10073,7 @@
             <w:tcBorders>
               <w:bottom w:val="single" w:sz="18" w:space="0" w:color="000000"/>
             </w:tcBorders>
+            <w:shd w:val="clear" w:color="auto" w:fill="DDEBF7"/>
           </w:tcPr>
           <w:p>
             <w:pPr>
@@ -8993,6 +10103,7 @@
             <w:tcBorders>
               <w:bottom w:val="single" w:sz="18" w:space="0" w:color="000000"/>
             </w:tcBorders>
+            <w:shd w:val="clear" w:color="auto" w:fill="DDEBF7"/>
           </w:tcPr>
           <w:p>
             <w:pPr>
@@ -9022,6 +10133,7 @@
             <w:tcBorders>
               <w:bottom w:val="single" w:sz="18" w:space="0" w:color="000000"/>
             </w:tcBorders>
+            <w:shd w:val="clear" w:color="auto" w:fill="DDEBF7"/>
           </w:tcPr>
           <w:p>
             <w:pPr>
@@ -9051,6 +10163,7 @@
             <w:tcBorders>
               <w:bottom w:val="single" w:sz="18" w:space="0" w:color="000000"/>
             </w:tcBorders>
+            <w:shd w:val="clear" w:color="auto" w:fill="DDEBF7"/>
           </w:tcPr>
           <w:p>
             <w:pPr>
@@ -9080,6 +10193,7 @@
             <w:tcBorders>
               <w:bottom w:val="single" w:sz="18" w:space="0" w:color="000000"/>
             </w:tcBorders>
+            <w:shd w:val="clear" w:color="auto" w:fill="DDEBF7"/>
           </w:tcPr>
           <w:p>
             <w:pPr>
@@ -9234,7 +10348,6 @@
         <w:rPr>
           <w:rFonts w:ascii="Calibri" w:hAnsi="Calibri" w:cs="Calibri"/>
           <w:b/>
-          <w:color w:val="000000"/>
         </w:rPr>
         <w:t>Sábado 5 de septiembre</w:t>
       </w:r>
@@ -9259,7 +10372,6 @@
         <w:rPr>
           <w:rFonts w:ascii="Calibri" w:hAnsi="Calibri" w:cs="Calibri"/>
           <w:b/>
-          <w:color w:val="000000"/>
         </w:rPr>
         <w:t>Lunes 7 de septiembre</w:t>
       </w:r>
@@ -9305,6 +10417,7 @@
             <w:tcBorders>
               <w:bottom w:val="single" w:sz="18" w:space="0" w:color="000000"/>
             </w:tcBorders>
+            <w:shd w:val="clear" w:color="auto" w:fill="DDEBF7"/>
           </w:tcPr>
           <w:p>
             <w:pPr>
@@ -9334,6 +10447,7 @@
             <w:tcBorders>
               <w:bottom w:val="single" w:sz="18" w:space="0" w:color="000000"/>
             </w:tcBorders>
+            <w:shd w:val="clear" w:color="auto" w:fill="DDEBF7"/>
           </w:tcPr>
           <w:p>
             <w:pPr>
@@ -9363,6 +10477,7 @@
             <w:tcBorders>
               <w:bottom w:val="single" w:sz="18" w:space="0" w:color="000000"/>
             </w:tcBorders>
+            <w:shd w:val="clear" w:color="auto" w:fill="DDEBF7"/>
           </w:tcPr>
           <w:p>
             <w:pPr>
@@ -9392,6 +10507,7 @@
             <w:tcBorders>
               <w:bottom w:val="single" w:sz="18" w:space="0" w:color="000000"/>
             </w:tcBorders>
+            <w:shd w:val="clear" w:color="auto" w:fill="DDEBF7"/>
           </w:tcPr>
           <w:p>
             <w:pPr>
@@ -9421,6 +10537,7 @@
             <w:tcBorders>
               <w:bottom w:val="single" w:sz="18" w:space="0" w:color="000000"/>
             </w:tcBorders>
+            <w:shd w:val="clear" w:color="auto" w:fill="DDEBF7"/>
           </w:tcPr>
           <w:p>
             <w:pPr>
@@ -9956,7 +11073,6 @@
         <w:rPr>
           <w:rFonts w:ascii="Calibri" w:hAnsi="Calibri" w:cs="Calibri"/>
           <w:b/>
-          <w:color w:val="000000"/>
         </w:rPr>
         <w:t>Martes 8 de septiembre</w:t>
       </w:r>
@@ -10002,6 +11118,7 @@
             <w:tcBorders>
               <w:bottom w:val="single" w:sz="18" w:space="0" w:color="000000"/>
             </w:tcBorders>
+            <w:shd w:val="clear" w:color="auto" w:fill="DDEBF7"/>
           </w:tcPr>
           <w:p>
             <w:pPr>
@@ -10031,6 +11148,7 @@
             <w:tcBorders>
               <w:bottom w:val="single" w:sz="18" w:space="0" w:color="000000"/>
             </w:tcBorders>
+            <w:shd w:val="clear" w:color="auto" w:fill="DDEBF7"/>
           </w:tcPr>
           <w:p>
             <w:pPr>
@@ -10060,6 +11178,7 @@
             <w:tcBorders>
               <w:bottom w:val="single" w:sz="18" w:space="0" w:color="000000"/>
             </w:tcBorders>
+            <w:shd w:val="clear" w:color="auto" w:fill="DDEBF7"/>
           </w:tcPr>
           <w:p>
             <w:pPr>
@@ -10089,6 +11208,7 @@
             <w:tcBorders>
               <w:bottom w:val="single" w:sz="18" w:space="0" w:color="000000"/>
             </w:tcBorders>
+            <w:shd w:val="clear" w:color="auto" w:fill="DDEBF7"/>
           </w:tcPr>
           <w:p>
             <w:pPr>
@@ -10118,6 +11238,7 @@
             <w:tcBorders>
               <w:bottom w:val="single" w:sz="18" w:space="0" w:color="000000"/>
             </w:tcBorders>
+            <w:shd w:val="clear" w:color="auto" w:fill="DDEBF7"/>
           </w:tcPr>
           <w:p>
             <w:pPr>
@@ -10780,7 +11901,6 @@
         <w:rPr>
           <w:rFonts w:ascii="Calibri" w:hAnsi="Calibri" w:cs="Calibri"/>
           <w:b/>
-          <w:color w:val="000000"/>
         </w:rPr>
         <w:t>Martes 8 de septiembre (continuación)</w:t>
       </w:r>
@@ -10826,6 +11946,7 @@
             <w:tcBorders>
               <w:bottom w:val="single" w:sz="18" w:space="0" w:color="000000"/>
             </w:tcBorders>
+            <w:shd w:val="clear" w:color="auto" w:fill="DDEBF7"/>
           </w:tcPr>
           <w:p>
             <w:pPr>
@@ -10855,6 +11976,7 @@
             <w:tcBorders>
               <w:bottom w:val="single" w:sz="18" w:space="0" w:color="000000"/>
             </w:tcBorders>
+            <w:shd w:val="clear" w:color="auto" w:fill="DDEBF7"/>
           </w:tcPr>
           <w:p>
             <w:pPr>
@@ -10884,6 +12006,7 @@
             <w:tcBorders>
               <w:bottom w:val="single" w:sz="18" w:space="0" w:color="000000"/>
             </w:tcBorders>
+            <w:shd w:val="clear" w:color="auto" w:fill="DDEBF7"/>
           </w:tcPr>
           <w:p>
             <w:pPr>
@@ -10913,6 +12036,7 @@
             <w:tcBorders>
               <w:bottom w:val="single" w:sz="18" w:space="0" w:color="000000"/>
             </w:tcBorders>
+            <w:shd w:val="clear" w:color="auto" w:fill="DDEBF7"/>
           </w:tcPr>
           <w:p>
             <w:pPr>
@@ -10942,6 +12066,7 @@
             <w:tcBorders>
               <w:bottom w:val="single" w:sz="18" w:space="0" w:color="000000"/>
             </w:tcBorders>
+            <w:shd w:val="clear" w:color="auto" w:fill="DDEBF7"/>
           </w:tcPr>
           <w:p>
             <w:pPr>
@@ -11731,7 +12856,6 @@
         <w:rPr>
           <w:rFonts w:ascii="Calibri" w:hAnsi="Calibri" w:cs="Calibri"/>
           <w:b/>
-          <w:color w:val="000000"/>
         </w:rPr>
         <w:t>Sábado 12 de septiembre</w:t>
       </w:r>
@@ -11777,6 +12901,7 @@
             <w:tcBorders>
               <w:bottom w:val="single" w:sz="18" w:space="0" w:color="000000"/>
             </w:tcBorders>
+            <w:shd w:val="clear" w:color="auto" w:fill="DDEBF7"/>
           </w:tcPr>
           <w:p>
             <w:pPr>
@@ -11806,6 +12931,7 @@
             <w:tcBorders>
               <w:bottom w:val="single" w:sz="18" w:space="0" w:color="000000"/>
             </w:tcBorders>
+            <w:shd w:val="clear" w:color="auto" w:fill="DDEBF7"/>
           </w:tcPr>
           <w:p>
             <w:pPr>
@@ -11835,6 +12961,7 @@
             <w:tcBorders>
               <w:bottom w:val="single" w:sz="18" w:space="0" w:color="000000"/>
             </w:tcBorders>
+            <w:shd w:val="clear" w:color="auto" w:fill="DDEBF7"/>
           </w:tcPr>
           <w:p>
             <w:pPr>
@@ -11864,6 +12991,7 @@
             <w:tcBorders>
               <w:bottom w:val="single" w:sz="18" w:space="0" w:color="000000"/>
             </w:tcBorders>
+            <w:shd w:val="clear" w:color="auto" w:fill="DDEBF7"/>
           </w:tcPr>
           <w:p>
             <w:pPr>
@@ -11893,6 +13021,7 @@
             <w:tcBorders>
               <w:bottom w:val="single" w:sz="18" w:space="0" w:color="000000"/>
             </w:tcBorders>
+            <w:shd w:val="clear" w:color="auto" w:fill="DDEBF7"/>
           </w:tcPr>
           <w:p>
             <w:pPr>
@@ -12047,7 +13176,6 @@
         <w:rPr>
           <w:rFonts w:ascii="Calibri" w:hAnsi="Calibri" w:cs="Calibri"/>
           <w:b/>
-          <w:color w:val="000000"/>
         </w:rPr>
         <w:t>Sábado 12 de septiembre (continuación)</w:t>
       </w:r>
@@ -12093,6 +13221,7 @@
             <w:tcBorders>
               <w:bottom w:val="single" w:sz="18" w:space="0" w:color="000000"/>
             </w:tcBorders>
+            <w:shd w:val="clear" w:color="auto" w:fill="DDEBF7"/>
           </w:tcPr>
           <w:p>
             <w:pPr>
@@ -12122,6 +13251,7 @@
             <w:tcBorders>
               <w:bottom w:val="single" w:sz="18" w:space="0" w:color="000000"/>
             </w:tcBorders>
+            <w:shd w:val="clear" w:color="auto" w:fill="DDEBF7"/>
           </w:tcPr>
           <w:p>
             <w:pPr>
@@ -12151,6 +13281,7 @@
             <w:tcBorders>
               <w:bottom w:val="single" w:sz="18" w:space="0" w:color="000000"/>
             </w:tcBorders>
+            <w:shd w:val="clear" w:color="auto" w:fill="DDEBF7"/>
           </w:tcPr>
           <w:p>
             <w:pPr>
@@ -12180,6 +13311,7 @@
             <w:tcBorders>
               <w:bottom w:val="single" w:sz="18" w:space="0" w:color="000000"/>
             </w:tcBorders>
+            <w:shd w:val="clear" w:color="auto" w:fill="DDEBF7"/>
           </w:tcPr>
           <w:p>
             <w:pPr>
@@ -12209,6 +13341,7 @@
             <w:tcBorders>
               <w:bottom w:val="single" w:sz="18" w:space="0" w:color="000000"/>
             </w:tcBorders>
+            <w:shd w:val="clear" w:color="auto" w:fill="DDEBF7"/>
           </w:tcPr>
           <w:p>
             <w:pPr>
@@ -12363,7 +13496,6 @@
         <w:rPr>
           <w:rFonts w:ascii="Calibri" w:hAnsi="Calibri" w:cs="Calibri"/>
           <w:b/>
-          <w:color w:val="000000"/>
         </w:rPr>
         <w:t>Sábado 12 de septiembre (cierre)</w:t>
       </w:r>
@@ -12409,6 +13541,7 @@
             <w:tcBorders>
               <w:bottom w:val="single" w:sz="18" w:space="0" w:color="000000"/>
             </w:tcBorders>
+            <w:shd w:val="clear" w:color="auto" w:fill="DDEBF7"/>
           </w:tcPr>
           <w:p>
             <w:pPr>
@@ -12438,6 +13571,7 @@
             <w:tcBorders>
               <w:bottom w:val="single" w:sz="18" w:space="0" w:color="000000"/>
             </w:tcBorders>
+            <w:shd w:val="clear" w:color="auto" w:fill="DDEBF7"/>
           </w:tcPr>
           <w:p>
             <w:pPr>
@@ -12467,6 +13601,7 @@
             <w:tcBorders>
               <w:bottom w:val="single" w:sz="18" w:space="0" w:color="000000"/>
             </w:tcBorders>
+            <w:shd w:val="clear" w:color="auto" w:fill="DDEBF7"/>
           </w:tcPr>
           <w:p>
             <w:pPr>
@@ -12496,6 +13631,7 @@
             <w:tcBorders>
               <w:bottom w:val="single" w:sz="18" w:space="0" w:color="000000"/>
             </w:tcBorders>
+            <w:shd w:val="clear" w:color="auto" w:fill="DDEBF7"/>
           </w:tcPr>
           <w:p>
             <w:pPr>
@@ -12525,6 +13661,7 @@
             <w:tcBorders>
               <w:bottom w:val="single" w:sz="18" w:space="0" w:color="000000"/>
             </w:tcBorders>
+            <w:shd w:val="clear" w:color="auto" w:fill="DDEBF7"/>
           </w:tcPr>
           <w:p>
             <w:pPr>
@@ -12806,6 +13943,1027 @@
                 <w:sz w:val="20"/>
               </w:rPr>
               <w:t>El cambio D-49: el párrafo de 7.7 que ya declaraba qué tributos no alcanzan al proyecto se extiende con estas dos. Un beneficio no mencionado se lee como un olvido; uno descartado con su motivo se lee como una decisión</w:t>
+            </w:r>
+          </w:p>
+        </w:tc>
+      </w:tr>
+    </w:tbl>
+    <w:p>
+      <w:pPr>
+        <w:pStyle w:val="Ttulo2"/>
+        <w:jc w:val="both"/>
+      </w:pPr>
+      <w:r>
+        <w:rPr>
+          <w:rFonts w:ascii="Calibri" w:hAnsi="Calibri" w:cs="Calibri"/>
+          <w:b/>
+        </w:rPr>
+        <w:t>Miércoles 16 de septiembre</w:t>
+      </w:r>
+    </w:p>
+    <w:tbl>
+      <w:tblPr>
+        <w:tblW w:type="auto" w:w="0"/>
+        <w:tblLayout w:type="fixed"/>
+        <w:tblLook w:firstColumn="1" w:firstRow="1" w:lastColumn="0" w:lastRow="0" w:noHBand="0" w:noVBand="1" w:val="04A0"/>
+        <w:tblW w:w="8504" w:type="dxa"/>
+        <w:jc w:val="center"/>
+        <w:tblLayout w:type="fixed"/>
+        <w:tblBorders>
+          <w:top w:val="single" w:sz="8" w:space="0" w:color="000000"/>
+          <w:left w:val="single" w:sz="8" w:space="0" w:color="000000"/>
+          <w:bottom w:val="single" w:sz="8" w:space="0" w:color="000000"/>
+          <w:right w:val="single" w:sz="8" w:space="0" w:color="000000"/>
+          <w:insideH w:val="single" w:sz="8" w:space="0" w:color="000000"/>
+          <w:insideV w:val="single" w:sz="8" w:space="0" w:color="000000"/>
+        </w:tblBorders>
+      </w:tblPr>
+      <w:tblGrid>
+        <w:gridCol w:w="1872"/>
+        <w:gridCol w:w="1872"/>
+        <w:gridCol w:w="1872"/>
+        <w:gridCol w:w="1872"/>
+        <w:gridCol w:w="1872"/>
+      </w:tblGrid>
+      <w:tr>
+        <w:trPr>
+          <w:tblHeader/>
+        </w:trPr>
+        <w:tc>
+          <w:tcPr>
+            <w:tcW w:type="dxa" w:w="738"/>
+            <w:vAlign w:val="center"/>
+            <w:tcMar>
+              <w:top w:w="100" w:type="dxa"/>
+              <w:left w:w="100" w:type="dxa"/>
+              <w:bottom w:w="100" w:type="dxa"/>
+              <w:right w:w="100" w:type="dxa"/>
+            </w:tcMar>
+            <w:tcBorders>
+              <w:bottom w:val="single" w:sz="18" w:space="0" w:color="000000"/>
+            </w:tcBorders>
+            <w:shd w:val="clear" w:color="auto" w:fill="DDEBF7"/>
+          </w:tcPr>
+          <w:p>
+            <w:pPr>
+              <w:spacing w:after="0" w:line="240" w:lineRule="auto"/>
+              <w:jc w:val="center"/>
+            </w:pPr>
+            <w:r>
+              <w:rPr>
+                <w:rFonts w:ascii="Calibri" w:hAnsi="Calibri" w:cs="Calibri"/>
+                <w:b/>
+                <w:sz w:val="20"/>
+              </w:rPr>
+              <w:t>Hora</w:t>
+            </w:r>
+          </w:p>
+        </w:tc>
+        <w:tc>
+          <w:tcPr>
+            <w:tcW w:type="dxa" w:w="1061"/>
+            <w:vAlign w:val="center"/>
+            <w:tcMar>
+              <w:top w:w="100" w:type="dxa"/>
+              <w:left w:w="100" w:type="dxa"/>
+              <w:bottom w:w="100" w:type="dxa"/>
+              <w:right w:w="100" w:type="dxa"/>
+            </w:tcMar>
+            <w:tcBorders>
+              <w:bottom w:val="single" w:sz="18" w:space="0" w:color="000000"/>
+            </w:tcBorders>
+            <w:shd w:val="clear" w:color="auto" w:fill="DDEBF7"/>
+          </w:tcPr>
+          <w:p>
+            <w:pPr>
+              <w:spacing w:after="0" w:line="240" w:lineRule="auto"/>
+              <w:jc w:val="center"/>
+            </w:pPr>
+            <w:r>
+              <w:rPr>
+                <w:rFonts w:ascii="Calibri" w:hAnsi="Calibri" w:cs="Calibri"/>
+                <w:b/>
+                <w:sz w:val="20"/>
+              </w:rPr>
+              <w:t>Qué es</w:t>
+            </w:r>
+          </w:p>
+        </w:tc>
+        <w:tc>
+          <w:tcPr>
+            <w:tcW w:type="dxa" w:w="2383"/>
+            <w:vAlign w:val="center"/>
+            <w:tcMar>
+              <w:top w:w="100" w:type="dxa"/>
+              <w:left w:w="100" w:type="dxa"/>
+              <w:bottom w:w="100" w:type="dxa"/>
+              <w:right w:w="100" w:type="dxa"/>
+            </w:tcMar>
+            <w:tcBorders>
+              <w:bottom w:val="single" w:sz="18" w:space="0" w:color="000000"/>
+            </w:tcBorders>
+            <w:shd w:val="clear" w:color="auto" w:fill="DDEBF7"/>
+          </w:tcPr>
+          <w:p>
+            <w:pPr>
+              <w:spacing w:after="0" w:line="240" w:lineRule="auto"/>
+              <w:jc w:val="center"/>
+            </w:pPr>
+            <w:r>
+              <w:rPr>
+                <w:rFonts w:ascii="Calibri" w:hAnsi="Calibri" w:cs="Calibri"/>
+                <w:b/>
+                <w:sz w:val="20"/>
+              </w:rPr>
+              <w:t>Lo que pedí o decidí</w:t>
+            </w:r>
+          </w:p>
+        </w:tc>
+        <w:tc>
+          <w:tcPr>
+            <w:tcW w:type="dxa" w:w="2729"/>
+            <w:vAlign w:val="center"/>
+            <w:tcMar>
+              <w:top w:w="100" w:type="dxa"/>
+              <w:left w:w="100" w:type="dxa"/>
+              <w:bottom w:w="100" w:type="dxa"/>
+              <w:right w:w="100" w:type="dxa"/>
+            </w:tcMar>
+            <w:tcBorders>
+              <w:bottom w:val="single" w:sz="18" w:space="0" w:color="000000"/>
+            </w:tcBorders>
+            <w:shd w:val="clear" w:color="auto" w:fill="DDEBF7"/>
+          </w:tcPr>
+          <w:p>
+            <w:pPr>
+              <w:spacing w:after="0" w:line="240" w:lineRule="auto"/>
+              <w:jc w:val="center"/>
+            </w:pPr>
+            <w:r>
+              <w:rPr>
+                <w:rFonts w:ascii="Calibri" w:hAnsi="Calibri" w:cs="Calibri"/>
+                <w:b/>
+                <w:sz w:val="20"/>
+              </w:rPr>
+              <w:t>Con qué base</w:t>
+            </w:r>
+          </w:p>
+        </w:tc>
+        <w:tc>
+          <w:tcPr>
+            <w:tcW w:type="dxa" w:w="1593"/>
+            <w:vAlign w:val="center"/>
+            <w:tcMar>
+              <w:top w:w="100" w:type="dxa"/>
+              <w:left w:w="100" w:type="dxa"/>
+              <w:bottom w:w="100" w:type="dxa"/>
+              <w:right w:w="100" w:type="dxa"/>
+            </w:tcMar>
+            <w:tcBorders>
+              <w:bottom w:val="single" w:sz="18" w:space="0" w:color="000000"/>
+            </w:tcBorders>
+            <w:shd w:val="clear" w:color="auto" w:fill="DDEBF7"/>
+          </w:tcPr>
+          <w:p>
+            <w:pPr>
+              <w:spacing w:after="0" w:line="240" w:lineRule="auto"/>
+              <w:jc w:val="center"/>
+            </w:pPr>
+            <w:r>
+              <w:rPr>
+                <w:rFonts w:ascii="Calibri" w:hAnsi="Calibri" w:cs="Calibri"/>
+                <w:b/>
+                <w:sz w:val="20"/>
+              </w:rPr>
+              <w:t>Resultado</w:t>
+            </w:r>
+          </w:p>
+        </w:tc>
+      </w:tr>
+      <w:tr>
+        <w:tc>
+          <w:tcPr>
+            <w:tcW w:type="dxa" w:w="738"/>
+            <w:vAlign w:val="center"/>
+            <w:tcMar>
+              <w:top w:w="100" w:type="dxa"/>
+              <w:left w:w="100" w:type="dxa"/>
+              <w:bottom w:w="100" w:type="dxa"/>
+              <w:right w:w="100" w:type="dxa"/>
+            </w:tcMar>
+          </w:tcPr>
+          <w:p>
+            <w:pPr>
+              <w:spacing w:after="0" w:line="240" w:lineRule="auto"/>
+              <w:jc w:val="left"/>
+            </w:pPr>
+            <w:r>
+              <w:rPr>
+                <w:rFonts w:ascii="Calibri" w:hAnsi="Calibri" w:cs="Calibri"/>
+                <w:sz w:val="20"/>
+              </w:rPr>
+              <w:t>17:29</w:t>
+            </w:r>
+          </w:p>
+        </w:tc>
+        <w:tc>
+          <w:tcPr>
+            <w:tcW w:type="dxa" w:w="1061"/>
+            <w:vAlign w:val="center"/>
+            <w:tcMar>
+              <w:top w:w="100" w:type="dxa"/>
+              <w:left w:w="100" w:type="dxa"/>
+              <w:bottom w:w="100" w:type="dxa"/>
+              <w:right w:w="100" w:type="dxa"/>
+            </w:tcMar>
+          </w:tcPr>
+          <w:p>
+            <w:pPr>
+              <w:spacing w:after="0" w:line="240" w:lineRule="auto"/>
+              <w:jc w:val="left"/>
+            </w:pPr>
+            <w:r>
+              <w:rPr>
+                <w:rFonts w:ascii="Calibri" w:hAnsi="Calibri" w:cs="Calibri"/>
+                <w:sz w:val="20"/>
+              </w:rPr>
+              <w:t>Decisión</w:t>
+            </w:r>
+          </w:p>
+        </w:tc>
+        <w:tc>
+          <w:tcPr>
+            <w:tcW w:type="dxa" w:w="2383"/>
+            <w:vAlign w:val="center"/>
+            <w:tcMar>
+              <w:top w:w="100" w:type="dxa"/>
+              <w:left w:w="100" w:type="dxa"/>
+              <w:bottom w:w="100" w:type="dxa"/>
+              <w:right w:w="100" w:type="dxa"/>
+            </w:tcMar>
+          </w:tcPr>
+          <w:p>
+            <w:pPr>
+              <w:spacing w:after="0" w:line="240" w:lineRule="auto"/>
+              <w:jc w:val="left"/>
+            </w:pPr>
+            <w:r>
+              <w:rPr>
+                <w:rFonts w:ascii="Calibri" w:hAnsi="Calibri" w:cs="Calibri"/>
+                <w:sz w:val="20"/>
+              </w:rPr>
+              <w:t>Terminada la mitad de tecnología arrancamos negocio, y lo primero es alinear lo que el sistema hace, su alcance y lo que factura con toda la documentación que tenemos. La entrega incluye además el documento principal hasta el punto 8: renumerá lo que haga falta. Y el plan de salida no lo tengo pensado, proponelo</w:t>
+            </w:r>
+          </w:p>
+        </w:tc>
+        <w:tc>
+          <w:tcPr>
+            <w:tcW w:type="dxa" w:w="2729"/>
+            <w:vAlign w:val="center"/>
+            <w:tcMar>
+              <w:top w:w="100" w:type="dxa"/>
+              <w:left w:w="100" w:type="dxa"/>
+              <w:bottom w:w="100" w:type="dxa"/>
+              <w:right w:w="100" w:type="dxa"/>
+            </w:tcMar>
+          </w:tcPr>
+          <w:p>
+            <w:pPr>
+              <w:spacing w:after="0" w:line="240" w:lineRule="auto"/>
+              <w:jc w:val="left"/>
+            </w:pPr>
+            <w:r>
+              <w:rPr>
+                <w:rFonts w:ascii="Calibri" w:hAnsi="Calibri" w:cs="Calibri"/>
+                <w:sz w:val="20"/>
+              </w:rPr>
+              <w:t>Conozco el sistema porque lo construí y conozco el plan porque lo escribí: sé que el alcance creció durante la construcción —la guía de reparación, los planes de mantenimiento y la facturación entraron después— y que los capítulos de negocio se escribieron antes de eso. Y tengo el índice de la cátedra, que pide un capítulo 8 con doce apartados y un capítulo 9 de factibilidades que mi documento no tenía</w:t>
+            </w:r>
+          </w:p>
+        </w:tc>
+        <w:tc>
+          <w:tcPr>
+            <w:tcW w:type="dxa" w:w="1593"/>
+            <w:vAlign w:val="center"/>
+            <w:tcMar>
+              <w:top w:w="100" w:type="dxa"/>
+              <w:left w:w="100" w:type="dxa"/>
+              <w:bottom w:w="100" w:type="dxa"/>
+              <w:right w:w="100" w:type="dxa"/>
+            </w:tcMar>
+          </w:tcPr>
+          <w:p>
+            <w:pPr>
+              <w:spacing w:after="0" w:line="240" w:lineRule="auto"/>
+              <w:jc w:val="left"/>
+            </w:pPr>
+            <w:r>
+              <w:rPr>
+                <w:rFonts w:ascii="Calibri" w:hAnsi="Calibri" w:cs="Calibri"/>
+                <w:sz w:val="20"/>
+              </w:rPr>
+              <w:t>Las capacidades 5 y 6 en 1.7 y 1.8 y los capítulos 8 y 9 completos: los cambios D-73 y D-74</w:t>
+            </w:r>
+          </w:p>
+        </w:tc>
+      </w:tr>
+    </w:tbl>
+    <w:p>
+      <w:pPr>
+        <w:pStyle w:val="Ttulo2"/>
+        <w:jc w:val="both"/>
+      </w:pPr>
+      <w:r>
+        <w:rPr>
+          <w:rFonts w:ascii="Calibri" w:hAnsi="Calibri" w:cs="Calibri"/>
+          <w:b/>
+        </w:rPr>
+        <w:t>Jueves 17 de septiembre</w:t>
+      </w:r>
+    </w:p>
+    <w:tbl>
+      <w:tblPr>
+        <w:tblW w:type="auto" w:w="0"/>
+        <w:tblLayout w:type="fixed"/>
+        <w:tblLook w:firstColumn="1" w:firstRow="1" w:lastColumn="0" w:lastRow="0" w:noHBand="0" w:noVBand="1" w:val="04A0"/>
+        <w:tblW w:w="8504" w:type="dxa"/>
+        <w:jc w:val="center"/>
+        <w:tblLayout w:type="fixed"/>
+        <w:tblBorders>
+          <w:top w:val="single" w:sz="8" w:space="0" w:color="000000"/>
+          <w:left w:val="single" w:sz="8" w:space="0" w:color="000000"/>
+          <w:bottom w:val="single" w:sz="8" w:space="0" w:color="000000"/>
+          <w:right w:val="single" w:sz="8" w:space="0" w:color="000000"/>
+          <w:insideH w:val="single" w:sz="8" w:space="0" w:color="000000"/>
+          <w:insideV w:val="single" w:sz="8" w:space="0" w:color="000000"/>
+        </w:tblBorders>
+      </w:tblPr>
+      <w:tblGrid>
+        <w:gridCol w:w="1872"/>
+        <w:gridCol w:w="1872"/>
+        <w:gridCol w:w="1872"/>
+        <w:gridCol w:w="1872"/>
+        <w:gridCol w:w="1872"/>
+      </w:tblGrid>
+      <w:tr>
+        <w:trPr>
+          <w:tblHeader/>
+        </w:trPr>
+        <w:tc>
+          <w:tcPr>
+            <w:tcW w:type="dxa" w:w="747"/>
+            <w:vAlign w:val="center"/>
+            <w:tcMar>
+              <w:top w:w="100" w:type="dxa"/>
+              <w:left w:w="100" w:type="dxa"/>
+              <w:bottom w:w="100" w:type="dxa"/>
+              <w:right w:w="100" w:type="dxa"/>
+            </w:tcMar>
+            <w:tcBorders>
+              <w:bottom w:val="single" w:sz="18" w:space="0" w:color="000000"/>
+            </w:tcBorders>
+            <w:shd w:val="clear" w:color="auto" w:fill="DDEBF7"/>
+          </w:tcPr>
+          <w:p>
+            <w:pPr>
+              <w:spacing w:after="0" w:line="240" w:lineRule="auto"/>
+              <w:jc w:val="center"/>
+            </w:pPr>
+            <w:r>
+              <w:rPr>
+                <w:rFonts w:ascii="Calibri" w:hAnsi="Calibri" w:cs="Calibri"/>
+                <w:b/>
+                <w:sz w:val="20"/>
+              </w:rPr>
+              <w:t>Hora</w:t>
+            </w:r>
+          </w:p>
+        </w:tc>
+        <w:tc>
+          <w:tcPr>
+            <w:tcW w:type="dxa" w:w="1293"/>
+            <w:vAlign w:val="center"/>
+            <w:tcMar>
+              <w:top w:w="100" w:type="dxa"/>
+              <w:left w:w="100" w:type="dxa"/>
+              <w:bottom w:w="100" w:type="dxa"/>
+              <w:right w:w="100" w:type="dxa"/>
+            </w:tcMar>
+            <w:tcBorders>
+              <w:bottom w:val="single" w:sz="18" w:space="0" w:color="000000"/>
+            </w:tcBorders>
+            <w:shd w:val="clear" w:color="auto" w:fill="DDEBF7"/>
+          </w:tcPr>
+          <w:p>
+            <w:pPr>
+              <w:spacing w:after="0" w:line="240" w:lineRule="auto"/>
+              <w:jc w:val="center"/>
+            </w:pPr>
+            <w:r>
+              <w:rPr>
+                <w:rFonts w:ascii="Calibri" w:hAnsi="Calibri" w:cs="Calibri"/>
+                <w:b/>
+                <w:sz w:val="20"/>
+              </w:rPr>
+              <w:t>Qué es</w:t>
+            </w:r>
+          </w:p>
+        </w:tc>
+        <w:tc>
+          <w:tcPr>
+            <w:tcW w:type="dxa" w:w="1508"/>
+            <w:vAlign w:val="center"/>
+            <w:tcMar>
+              <w:top w:w="100" w:type="dxa"/>
+              <w:left w:w="100" w:type="dxa"/>
+              <w:bottom w:w="100" w:type="dxa"/>
+              <w:right w:w="100" w:type="dxa"/>
+            </w:tcMar>
+            <w:tcBorders>
+              <w:bottom w:val="single" w:sz="18" w:space="0" w:color="000000"/>
+            </w:tcBorders>
+            <w:shd w:val="clear" w:color="auto" w:fill="DDEBF7"/>
+          </w:tcPr>
+          <w:p>
+            <w:pPr>
+              <w:spacing w:after="0" w:line="240" w:lineRule="auto"/>
+              <w:jc w:val="center"/>
+            </w:pPr>
+            <w:r>
+              <w:rPr>
+                <w:rFonts w:ascii="Calibri" w:hAnsi="Calibri" w:cs="Calibri"/>
+                <w:b/>
+                <w:sz w:val="20"/>
+              </w:rPr>
+              <w:t>Lo que pedí o decidí</w:t>
+            </w:r>
+          </w:p>
+        </w:tc>
+        <w:tc>
+          <w:tcPr>
+            <w:tcW w:type="dxa" w:w="2592"/>
+            <w:vAlign w:val="center"/>
+            <w:tcMar>
+              <w:top w:w="100" w:type="dxa"/>
+              <w:left w:w="100" w:type="dxa"/>
+              <w:bottom w:w="100" w:type="dxa"/>
+              <w:right w:w="100" w:type="dxa"/>
+            </w:tcMar>
+            <w:tcBorders>
+              <w:bottom w:val="single" w:sz="18" w:space="0" w:color="000000"/>
+            </w:tcBorders>
+            <w:shd w:val="clear" w:color="auto" w:fill="DDEBF7"/>
+          </w:tcPr>
+          <w:p>
+            <w:pPr>
+              <w:spacing w:after="0" w:line="240" w:lineRule="auto"/>
+              <w:jc w:val="center"/>
+            </w:pPr>
+            <w:r>
+              <w:rPr>
+                <w:rFonts w:ascii="Calibri" w:hAnsi="Calibri" w:cs="Calibri"/>
+                <w:b/>
+                <w:sz w:val="20"/>
+              </w:rPr>
+              <w:t>Con qué base</w:t>
+            </w:r>
+          </w:p>
+        </w:tc>
+        <w:tc>
+          <w:tcPr>
+            <w:tcW w:type="dxa" w:w="2364"/>
+            <w:vAlign w:val="center"/>
+            <w:tcMar>
+              <w:top w:w="100" w:type="dxa"/>
+              <w:left w:w="100" w:type="dxa"/>
+              <w:bottom w:w="100" w:type="dxa"/>
+              <w:right w:w="100" w:type="dxa"/>
+            </w:tcMar>
+            <w:tcBorders>
+              <w:bottom w:val="single" w:sz="18" w:space="0" w:color="000000"/>
+            </w:tcBorders>
+            <w:shd w:val="clear" w:color="auto" w:fill="DDEBF7"/>
+          </w:tcPr>
+          <w:p>
+            <w:pPr>
+              <w:spacing w:after="0" w:line="240" w:lineRule="auto"/>
+              <w:jc w:val="center"/>
+            </w:pPr>
+            <w:r>
+              <w:rPr>
+                <w:rFonts w:ascii="Calibri" w:hAnsi="Calibri" w:cs="Calibri"/>
+                <w:b/>
+                <w:sz w:val="20"/>
+              </w:rPr>
+              <w:t>Resultado</w:t>
+            </w:r>
+          </w:p>
+        </w:tc>
+      </w:tr>
+      <w:tr>
+        <w:tc>
+          <w:tcPr>
+            <w:tcW w:type="dxa" w:w="747"/>
+            <w:vAlign w:val="center"/>
+            <w:tcMar>
+              <w:top w:w="100" w:type="dxa"/>
+              <w:left w:w="100" w:type="dxa"/>
+              <w:bottom w:w="100" w:type="dxa"/>
+              <w:right w:w="100" w:type="dxa"/>
+            </w:tcMar>
+          </w:tcPr>
+          <w:p>
+            <w:pPr>
+              <w:spacing w:after="0" w:line="240" w:lineRule="auto"/>
+              <w:jc w:val="left"/>
+            </w:pPr>
+            <w:r>
+              <w:rPr>
+                <w:rFonts w:ascii="Calibri" w:hAnsi="Calibri" w:cs="Calibri"/>
+                <w:sz w:val="20"/>
+              </w:rPr>
+              <w:t>10:20</w:t>
+            </w:r>
+          </w:p>
+        </w:tc>
+        <w:tc>
+          <w:tcPr>
+            <w:tcW w:type="dxa" w:w="1293"/>
+            <w:vAlign w:val="center"/>
+            <w:tcMar>
+              <w:top w:w="100" w:type="dxa"/>
+              <w:left w:w="100" w:type="dxa"/>
+              <w:bottom w:w="100" w:type="dxa"/>
+              <w:right w:w="100" w:type="dxa"/>
+            </w:tcMar>
+          </w:tcPr>
+          <w:p>
+            <w:pPr>
+              <w:spacing w:after="0" w:line="240" w:lineRule="auto"/>
+              <w:jc w:val="left"/>
+            </w:pPr>
+            <w:r>
+              <w:rPr>
+                <w:rFonts w:ascii="Calibri" w:hAnsi="Calibri" w:cs="Calibri"/>
+                <w:sz w:val="20"/>
+              </w:rPr>
+              <w:t>Corrección</w:t>
+            </w:r>
+          </w:p>
+        </w:tc>
+        <w:tc>
+          <w:tcPr>
+            <w:tcW w:type="dxa" w:w="1508"/>
+            <w:vAlign w:val="center"/>
+            <w:tcMar>
+              <w:top w:w="100" w:type="dxa"/>
+              <w:left w:w="100" w:type="dxa"/>
+              <w:bottom w:w="100" w:type="dxa"/>
+              <w:right w:w="100" w:type="dxa"/>
+            </w:tcMar>
+          </w:tcPr>
+          <w:p>
+            <w:pPr>
+              <w:spacing w:after="0" w:line="240" w:lineRule="auto"/>
+              <w:jc w:val="left"/>
+            </w:pPr>
+            <w:r>
+              <w:rPr>
+                <w:rFonts w:ascii="Calibri" w:hAnsi="Calibri" w:cs="Calibri"/>
+                <w:sz w:val="20"/>
+              </w:rPr>
+              <w:t>Revisá el capítulo 6 con la misma lupa que el 1</w:t>
+            </w:r>
+          </w:p>
+        </w:tc>
+        <w:tc>
+          <w:tcPr>
+            <w:tcW w:type="dxa" w:w="2592"/>
+            <w:vAlign w:val="center"/>
+            <w:tcMar>
+              <w:top w:w="100" w:type="dxa"/>
+              <w:left w:w="100" w:type="dxa"/>
+              <w:bottom w:w="100" w:type="dxa"/>
+              <w:right w:w="100" w:type="dxa"/>
+            </w:tcMar>
+          </w:tcPr>
+          <w:p>
+            <w:pPr>
+              <w:spacing w:after="0" w:line="240" w:lineRule="auto"/>
+              <w:jc w:val="left"/>
+            </w:pPr>
+            <w:r>
+              <w:rPr>
+                <w:rFonts w:ascii="Calibri" w:hAnsi="Calibri" w:cs="Calibri"/>
+                <w:sz w:val="20"/>
+              </w:rPr>
+              <w:t>Si el alcance no estaba en las capacidades centrales, lo más probable es que tampoco esté en el capítulo que describe el producto: son los dos que se escribieron antes de que el sistema creciera</w:t>
+            </w:r>
+          </w:p>
+        </w:tc>
+        <w:tc>
+          <w:tcPr>
+            <w:tcW w:type="dxa" w:w="2364"/>
+            <w:vAlign w:val="center"/>
+            <w:tcMar>
+              <w:top w:w="100" w:type="dxa"/>
+              <w:left w:w="100" w:type="dxa"/>
+              <w:bottom w:w="100" w:type="dxa"/>
+              <w:right w:w="100" w:type="dxa"/>
+            </w:tcMar>
+          </w:tcPr>
+          <w:p>
+            <w:pPr>
+              <w:spacing w:after="0" w:line="240" w:lineRule="auto"/>
+              <w:jc w:val="left"/>
+            </w:pPr>
+            <w:r>
+              <w:rPr>
+                <w:rFonts w:ascii="Calibri" w:hAnsi="Calibri" w:cs="Calibri"/>
+                <w:sz w:val="20"/>
+              </w:rPr>
+              <w:t>La sección 6.4 se contradecía consigo misma —«dos puntos» contra «tres funciones» en el mismo apartado— y omitía el Partner, el mantenimiento preventivo y la facturación: el cambio D-75</w:t>
+            </w:r>
+          </w:p>
+        </w:tc>
+      </w:tr>
+      <w:tr>
+        <w:tc>
+          <w:tcPr>
+            <w:tcW w:type="dxa" w:w="747"/>
+            <w:vAlign w:val="center"/>
+            <w:tcMar>
+              <w:top w:w="100" w:type="dxa"/>
+              <w:left w:w="100" w:type="dxa"/>
+              <w:bottom w:w="100" w:type="dxa"/>
+              <w:right w:w="100" w:type="dxa"/>
+            </w:tcMar>
+          </w:tcPr>
+          <w:p>
+            <w:pPr>
+              <w:spacing w:after="0" w:line="240" w:lineRule="auto"/>
+              <w:jc w:val="left"/>
+            </w:pPr>
+            <w:r>
+              <w:rPr>
+                <w:rFonts w:ascii="Calibri" w:hAnsi="Calibri" w:cs="Calibri"/>
+                <w:sz w:val="20"/>
+              </w:rPr>
+              <w:t>10:51</w:t>
+            </w:r>
+          </w:p>
+        </w:tc>
+        <w:tc>
+          <w:tcPr>
+            <w:tcW w:type="dxa" w:w="1293"/>
+            <w:vAlign w:val="center"/>
+            <w:tcMar>
+              <w:top w:w="100" w:type="dxa"/>
+              <w:left w:w="100" w:type="dxa"/>
+              <w:bottom w:w="100" w:type="dxa"/>
+              <w:right w:w="100" w:type="dxa"/>
+            </w:tcMar>
+          </w:tcPr>
+          <w:p>
+            <w:pPr>
+              <w:spacing w:after="0" w:line="240" w:lineRule="auto"/>
+              <w:jc w:val="left"/>
+            </w:pPr>
+            <w:r>
+              <w:rPr>
+                <w:rFonts w:ascii="Calibri" w:hAnsi="Calibri" w:cs="Calibri"/>
+                <w:sz w:val="20"/>
+              </w:rPr>
+              <w:t>Decisión</w:t>
+            </w:r>
+          </w:p>
+        </w:tc>
+        <w:tc>
+          <w:tcPr>
+            <w:tcW w:type="dxa" w:w="1508"/>
+            <w:vAlign w:val="center"/>
+            <w:tcMar>
+              <w:top w:w="100" w:type="dxa"/>
+              <w:left w:w="100" w:type="dxa"/>
+              <w:bottom w:w="100" w:type="dxa"/>
+              <w:right w:w="100" w:type="dxa"/>
+            </w:tcMar>
+          </w:tcPr>
+          <w:p>
+            <w:pPr>
+              <w:spacing w:after="0" w:line="240" w:lineRule="auto"/>
+              <w:jc w:val="left"/>
+            </w:pPr>
+            <w:r>
+              <w:rPr>
+                <w:rFonts w:ascii="Calibri" w:hAnsi="Calibri" w:cs="Calibri"/>
+                <w:sz w:val="20"/>
+              </w:rPr>
+              <w:t>El libro tiene que tener gráficos en varias pestañas y no en una sola, y va en color</w:t>
+            </w:r>
+          </w:p>
+        </w:tc>
+        <w:tc>
+          <w:tcPr>
+            <w:tcW w:type="dxa" w:w="2592"/>
+            <w:vAlign w:val="center"/>
+            <w:tcMar>
+              <w:top w:w="100" w:type="dxa"/>
+              <w:left w:w="100" w:type="dxa"/>
+              <w:bottom w:w="100" w:type="dxa"/>
+              <w:right w:w="100" w:type="dxa"/>
+            </w:tcMar>
+          </w:tcPr>
+          <w:p>
+            <w:pPr>
+              <w:spacing w:after="0" w:line="240" w:lineRule="auto"/>
+              <w:jc w:val="left"/>
+            </w:pPr>
+            <w:r>
+              <w:rPr>
+                <w:rFonts w:ascii="Calibri" w:hAnsi="Calibri" w:cs="Calibri"/>
+                <w:sz w:val="20"/>
+              </w:rPr>
+              <w:t>El libro es la mitad de lo que se evalúa en negocio y hoy son veintiuna hojas de números con los gráficos escondidos en dos. Y el color lo había pedido al revés hace unos días, cuando el libro no tenía gráficos: con gráficos apilados, el blanco y negro no se lee</w:t>
+            </w:r>
+          </w:p>
+        </w:tc>
+        <w:tc>
+          <w:tcPr>
+            <w:tcW w:type="dxa" w:w="2364"/>
+            <w:vAlign w:val="center"/>
+            <w:tcMar>
+              <w:top w:w="100" w:type="dxa"/>
+              <w:left w:w="100" w:type="dxa"/>
+              <w:bottom w:w="100" w:type="dxa"/>
+              <w:right w:w="100" w:type="dxa"/>
+            </w:tcMar>
+          </w:tcPr>
+          <w:p>
+            <w:pPr>
+              <w:spacing w:after="0" w:line="240" w:lineRule="auto"/>
+              <w:jc w:val="left"/>
+            </w:pPr>
+            <w:r>
+              <w:rPr>
+                <w:rFonts w:ascii="Calibri" w:hAnsi="Calibri" w:cs="Calibri"/>
+                <w:sz w:val="20"/>
+              </w:rPr>
+              <w:t>Veintitrés gráficos en dieciséis hojas, las pestañas agrupadas por color y la entrega en color. Y tres defectos que también tenían los ocho gráficos que ya existían</w:t>
+            </w:r>
+          </w:p>
+        </w:tc>
+      </w:tr>
+      <w:tr>
+        <w:tc>
+          <w:tcPr>
+            <w:tcW w:type="dxa" w:w="747"/>
+            <w:vAlign w:val="center"/>
+            <w:tcMar>
+              <w:top w:w="100" w:type="dxa"/>
+              <w:left w:w="100" w:type="dxa"/>
+              <w:bottom w:w="100" w:type="dxa"/>
+              <w:right w:w="100" w:type="dxa"/>
+            </w:tcMar>
+          </w:tcPr>
+          <w:p>
+            <w:pPr>
+              <w:spacing w:after="0" w:line="240" w:lineRule="auto"/>
+              <w:jc w:val="left"/>
+            </w:pPr>
+            <w:r>
+              <w:rPr>
+                <w:rFonts w:ascii="Calibri" w:hAnsi="Calibri" w:cs="Calibri"/>
+                <w:sz w:val="20"/>
+              </w:rPr>
+              <w:t>11:09</w:t>
+            </w:r>
+          </w:p>
+        </w:tc>
+        <w:tc>
+          <w:tcPr>
+            <w:tcW w:type="dxa" w:w="1293"/>
+            <w:vAlign w:val="center"/>
+            <w:tcMar>
+              <w:top w:w="100" w:type="dxa"/>
+              <w:left w:w="100" w:type="dxa"/>
+              <w:bottom w:w="100" w:type="dxa"/>
+              <w:right w:w="100" w:type="dxa"/>
+            </w:tcMar>
+          </w:tcPr>
+          <w:p>
+            <w:pPr>
+              <w:spacing w:after="0" w:line="240" w:lineRule="auto"/>
+              <w:jc w:val="left"/>
+            </w:pPr>
+            <w:r>
+              <w:rPr>
+                <w:rFonts w:ascii="Calibri" w:hAnsi="Calibri" w:cs="Calibri"/>
+                <w:sz w:val="20"/>
+              </w:rPr>
+              <w:t>Decisión</w:t>
+            </w:r>
+          </w:p>
+        </w:tc>
+        <w:tc>
+          <w:tcPr>
+            <w:tcW w:type="dxa" w:w="1508"/>
+            <w:vAlign w:val="center"/>
+            <w:tcMar>
+              <w:top w:w="100" w:type="dxa"/>
+              <w:left w:w="100" w:type="dxa"/>
+              <w:bottom w:w="100" w:type="dxa"/>
+              <w:right w:w="100" w:type="dxa"/>
+            </w:tcMar>
+          </w:tcPr>
+          <w:p>
+            <w:pPr>
+              <w:spacing w:after="0" w:line="240" w:lineRule="auto"/>
+              <w:jc w:val="left"/>
+            </w:pPr>
+            <w:r>
+              <w:rPr>
+                <w:rFonts w:ascii="Calibri" w:hAnsi="Calibri" w:cs="Calibri"/>
+                <w:sz w:val="20"/>
+              </w:rPr>
+              <w:t>Sumá a la carpeta de la entrega el documento recortado hasta el punto 8</w:t>
+            </w:r>
+          </w:p>
+        </w:tc>
+        <w:tc>
+          <w:tcPr>
+            <w:tcW w:type="dxa" w:w="2592"/>
+            <w:vAlign w:val="center"/>
+            <w:tcMar>
+              <w:top w:w="100" w:type="dxa"/>
+              <w:left w:w="100" w:type="dxa"/>
+              <w:bottom w:w="100" w:type="dxa"/>
+              <w:right w:w="100" w:type="dxa"/>
+            </w:tcMar>
+          </w:tcPr>
+          <w:p>
+            <w:pPr>
+              <w:spacing w:after="0" w:line="240" w:lineRule="auto"/>
+              <w:jc w:val="left"/>
+            </w:pPr>
+            <w:r>
+              <w:rPr>
+                <w:rFonts w:ascii="Calibri" w:hAnsi="Calibri" w:cs="Calibri"/>
+                <w:sz w:val="20"/>
+              </w:rPr>
+              <w:t>Ya estaba decidido que entra; lo que faltaba era producirlo. Y tiene que decir en la portada que es un recorte: un archivo parcial con el mismo aspecto que el completo es un archivo que alguien va a confundir con el completo</w:t>
+            </w:r>
+          </w:p>
+        </w:tc>
+        <w:tc>
+          <w:tcPr>
+            <w:tcW w:type="dxa" w:w="2364"/>
+            <w:vAlign w:val="center"/>
+            <w:tcMar>
+              <w:top w:w="100" w:type="dxa"/>
+              <w:left w:w="100" w:type="dxa"/>
+              <w:bottom w:w="100" w:type="dxa"/>
+              <w:right w:w="100" w:type="dxa"/>
+            </w:tcMar>
+          </w:tcPr>
+          <w:p>
+            <w:pPr>
+              <w:spacing w:after="0" w:line="240" w:lineRule="auto"/>
+              <w:jc w:val="left"/>
+            </w:pPr>
+            <w:r>
+              <w:rPr>
+                <w:rFonts w:ascii="Calibri" w:hAnsi="Calibri" w:cs="Calibri"/>
+                <w:sz w:val="20"/>
+              </w:rPr>
+              <w:t>El documento de 88 páginas, con los capítulos 1 a 8 y las fuentes</w:t>
+            </w:r>
+          </w:p>
+        </w:tc>
+      </w:tr>
+      <w:tr>
+        <w:tc>
+          <w:tcPr>
+            <w:tcW w:type="dxa" w:w="747"/>
+            <w:vAlign w:val="center"/>
+            <w:tcMar>
+              <w:top w:w="100" w:type="dxa"/>
+              <w:left w:w="100" w:type="dxa"/>
+              <w:bottom w:w="100" w:type="dxa"/>
+              <w:right w:w="100" w:type="dxa"/>
+            </w:tcMar>
+          </w:tcPr>
+          <w:p>
+            <w:pPr>
+              <w:spacing w:after="0" w:line="240" w:lineRule="auto"/>
+              <w:jc w:val="left"/>
+            </w:pPr>
+            <w:r>
+              <w:rPr>
+                <w:rFonts w:ascii="Calibri" w:hAnsi="Calibri" w:cs="Calibri"/>
+                <w:sz w:val="20"/>
+              </w:rPr>
+              <w:t>11:27</w:t>
+            </w:r>
+          </w:p>
+        </w:tc>
+        <w:tc>
+          <w:tcPr>
+            <w:tcW w:type="dxa" w:w="1293"/>
+            <w:vAlign w:val="center"/>
+            <w:tcMar>
+              <w:top w:w="100" w:type="dxa"/>
+              <w:left w:w="100" w:type="dxa"/>
+              <w:bottom w:w="100" w:type="dxa"/>
+              <w:right w:w="100" w:type="dxa"/>
+            </w:tcMar>
+          </w:tcPr>
+          <w:p>
+            <w:pPr>
+              <w:spacing w:after="0" w:line="240" w:lineRule="auto"/>
+              <w:jc w:val="left"/>
+            </w:pPr>
+            <w:r>
+              <w:rPr>
+                <w:rFonts w:ascii="Calibri" w:hAnsi="Calibri" w:cs="Calibri"/>
+                <w:sz w:val="20"/>
+              </w:rPr>
+              <w:t>Corrección</w:t>
+            </w:r>
+          </w:p>
+        </w:tc>
+        <w:tc>
+          <w:tcPr>
+            <w:tcW w:type="dxa" w:w="1508"/>
+            <w:vAlign w:val="center"/>
+            <w:tcMar>
+              <w:top w:w="100" w:type="dxa"/>
+              <w:left w:w="100" w:type="dxa"/>
+              <w:bottom w:w="100" w:type="dxa"/>
+              <w:right w:w="100" w:type="dxa"/>
+            </w:tcMar>
+          </w:tcPr>
+          <w:p>
+            <w:pPr>
+              <w:spacing w:after="0" w:line="240" w:lineRule="auto"/>
+              <w:jc w:val="left"/>
+            </w:pPr>
+            <w:r>
+              <w:rPr>
+                <w:rFonts w:ascii="Calibri" w:hAnsi="Calibri" w:cs="Calibri"/>
+                <w:sz w:val="20"/>
+              </w:rPr>
+              <w:t>Revisá también los capítulos 2 y 5, que son los que quedan sin mirar</w:t>
+            </w:r>
+          </w:p>
+        </w:tc>
+        <w:tc>
+          <w:tcPr>
+            <w:tcW w:type="dxa" w:w="2592"/>
+            <w:vAlign w:val="center"/>
+            <w:tcMar>
+              <w:top w:w="100" w:type="dxa"/>
+              <w:left w:w="100" w:type="dxa"/>
+              <w:bottom w:w="100" w:type="dxa"/>
+              <w:right w:w="100" w:type="dxa"/>
+            </w:tcMar>
+          </w:tcPr>
+          <w:p>
+            <w:pPr>
+              <w:spacing w:after="0" w:line="240" w:lineRule="auto"/>
+              <w:jc w:val="left"/>
+            </w:pPr>
+            <w:r>
+              <w:rPr>
+                <w:rFonts w:ascii="Calibri" w:hAnsi="Calibri" w:cs="Calibri"/>
+                <w:sz w:val="20"/>
+              </w:rPr>
+              <w:t>Son los que fijan las metas y comparan contra la competencia. Si una meta cambió y la corrección no llegó hasta ahí, el número viejo queda en la sección que el resto del documento cita como fuente</w:t>
+            </w:r>
+          </w:p>
+        </w:tc>
+        <w:tc>
+          <w:tcPr>
+            <w:tcW w:type="dxa" w:w="2364"/>
+            <w:vAlign w:val="center"/>
+            <w:tcMar>
+              <w:top w:w="100" w:type="dxa"/>
+              <w:left w:w="100" w:type="dxa"/>
+              <w:bottom w:w="100" w:type="dxa"/>
+              <w:right w:w="100" w:type="dxa"/>
+            </w:tcMar>
+          </w:tcPr>
+          <w:p>
+            <w:pPr>
+              <w:spacing w:after="0" w:line="240" w:lineRule="auto"/>
+              <w:jc w:val="left"/>
+            </w:pPr>
+            <w:r>
+              <w:rPr>
+                <w:rFonts w:ascii="Calibri" w:hAnsi="Calibri" w:cs="Calibri"/>
+                <w:sz w:val="20"/>
+              </w:rPr>
+              <w:t>La meta de equipos del mes 12 estaba en 1.000 en la tabla de 5.2.3 y en 450 en la prosa de tres secciones, y el cuadro comparativo declaraba mi precio como «a definir»: el cambio D-76</w:t>
             </w:r>
           </w:p>
         </w:tc>

--- a/ENTREGA NEGOCIO/PRIMER ENTREGA/Log de prompts - Negocio.docx
+++ b/ENTREGA NEGOCIO/PRIMER ENTREGA/Log de prompts - Negocio.docx
@@ -3732,6 +3732,35 @@
     </w:p>
     <w:p>
       <w:pPr>
+        <w:jc w:val="both"/>
+      </w:pPr>
+      <w:r>
+        <w:rPr>
+          <w:rFonts w:ascii="Calibri" w:hAnsi="Calibri" w:cs="Calibri"/>
+        </w:rPr>
+        <w:t>Los números de arriba son los del 7 de septiembre y quedan como estaban.</w:t>
+      </w:r>
+      <w:r>
+        <w:rPr>
+          <w:rFonts w:ascii="Calibri" w:hAnsi="Calibri" w:cs="Calibri"/>
+        </w:rPr>
+        <w:t xml:space="preserve"> Ese día el libro tenía diecisiete hojas y el recorte eran las nueve primeras. Después el libro sumó cuatro hojas —Impuestos, Métricas SaaS, Gráficos y Gráficos de la evaluación, el cambio D-35— y la de Gráficos entra en esta entrega. </w:t>
+      </w:r>
+      <w:r>
+        <w:rPr>
+          <w:rFonts w:ascii="Calibri" w:hAnsi="Calibri" w:cs="Calibri"/>
+        </w:rPr>
+        <w:t>Hoy son veintiuna hojas y se entregan diez; las que se quitan son once.</w:t>
+      </w:r>
+      <w:r>
+        <w:rPr>
+          <w:rFonts w:ascii="Calibri" w:hAnsi="Calibri" w:cs="Calibri"/>
+        </w:rPr>
+        <w:t xml:space="preserve"> El criterio no cambió, cambió el libro: quien abra el Excel entregado cuenta diez pestañas y ésa es la cuenta buena.</w:t>
+      </w:r>
+    </w:p>
+    <w:p>
+      <w:pPr>
         <w:pStyle w:val="Ttulo2"/>
         <w:jc w:val="both"/>
       </w:pPr>
@@ -14311,7 +14340,7 @@
         </w:trPr>
         <w:tc>
           <w:tcPr>
-            <w:tcW w:type="dxa" w:w="747"/>
+            <w:tcW w:type="dxa" w:w="734"/>
             <w:vAlign w:val="center"/>
             <w:tcMar>
               <w:top w:w="100" w:type="dxa"/>
@@ -14341,7 +14370,7 @@
         </w:tc>
         <w:tc>
           <w:tcPr>
-            <w:tcW w:type="dxa" w:w="1293"/>
+            <w:tcW w:type="dxa" w:w="1268"/>
             <w:vAlign w:val="center"/>
             <w:tcMar>
               <w:top w:w="100" w:type="dxa"/>
@@ -14371,7 +14400,7 @@
         </w:tc>
         <w:tc>
           <w:tcPr>
-            <w:tcW w:type="dxa" w:w="1508"/>
+            <w:tcW w:type="dxa" w:w="2062"/>
             <w:vAlign w:val="center"/>
             <w:tcMar>
               <w:top w:w="100" w:type="dxa"/>
@@ -14401,7 +14430,7 @@
         </w:tc>
         <w:tc>
           <w:tcPr>
-            <w:tcW w:type="dxa" w:w="2592"/>
+            <w:tcW w:type="dxa" w:w="1966"/>
             <w:vAlign w:val="center"/>
             <w:tcMar>
               <w:top w:w="100" w:type="dxa"/>
@@ -14431,7 +14460,7 @@
         </w:tc>
         <w:tc>
           <w:tcPr>
-            <w:tcW w:type="dxa" w:w="2364"/>
+            <w:tcW w:type="dxa" w:w="2474"/>
             <w:vAlign w:val="center"/>
             <w:tcMar>
               <w:top w:w="100" w:type="dxa"/>
@@ -14463,7 +14492,7 @@
       <w:tr>
         <w:tc>
           <w:tcPr>
-            <w:tcW w:type="dxa" w:w="747"/>
+            <w:tcW w:type="dxa" w:w="734"/>
             <w:vAlign w:val="center"/>
             <w:tcMar>
               <w:top w:w="100" w:type="dxa"/>
@@ -14488,7 +14517,7 @@
         </w:tc>
         <w:tc>
           <w:tcPr>
-            <w:tcW w:type="dxa" w:w="1293"/>
+            <w:tcW w:type="dxa" w:w="1268"/>
             <w:vAlign w:val="center"/>
             <w:tcMar>
               <w:top w:w="100" w:type="dxa"/>
@@ -14513,7 +14542,7 @@
         </w:tc>
         <w:tc>
           <w:tcPr>
-            <w:tcW w:type="dxa" w:w="1508"/>
+            <w:tcW w:type="dxa" w:w="2062"/>
             <w:vAlign w:val="center"/>
             <w:tcMar>
               <w:top w:w="100" w:type="dxa"/>
@@ -14538,7 +14567,7 @@
         </w:tc>
         <w:tc>
           <w:tcPr>
-            <w:tcW w:type="dxa" w:w="2592"/>
+            <w:tcW w:type="dxa" w:w="1966"/>
             <w:vAlign w:val="center"/>
             <w:tcMar>
               <w:top w:w="100" w:type="dxa"/>
@@ -14563,7 +14592,7 @@
         </w:tc>
         <w:tc>
           <w:tcPr>
-            <w:tcW w:type="dxa" w:w="2364"/>
+            <w:tcW w:type="dxa" w:w="2474"/>
             <w:vAlign w:val="center"/>
             <w:tcMar>
               <w:top w:w="100" w:type="dxa"/>
@@ -14590,7 +14619,7 @@
       <w:tr>
         <w:tc>
           <w:tcPr>
-            <w:tcW w:type="dxa" w:w="747"/>
+            <w:tcW w:type="dxa" w:w="734"/>
             <w:vAlign w:val="center"/>
             <w:tcMar>
               <w:top w:w="100" w:type="dxa"/>
@@ -14615,7 +14644,7 @@
         </w:tc>
         <w:tc>
           <w:tcPr>
-            <w:tcW w:type="dxa" w:w="1293"/>
+            <w:tcW w:type="dxa" w:w="1268"/>
             <w:vAlign w:val="center"/>
             <w:tcMar>
               <w:top w:w="100" w:type="dxa"/>
@@ -14640,7 +14669,7 @@
         </w:tc>
         <w:tc>
           <w:tcPr>
-            <w:tcW w:type="dxa" w:w="1508"/>
+            <w:tcW w:type="dxa" w:w="2062"/>
             <w:vAlign w:val="center"/>
             <w:tcMar>
               <w:top w:w="100" w:type="dxa"/>
@@ -14665,7 +14694,7 @@
         </w:tc>
         <w:tc>
           <w:tcPr>
-            <w:tcW w:type="dxa" w:w="2592"/>
+            <w:tcW w:type="dxa" w:w="1966"/>
             <w:vAlign w:val="center"/>
             <w:tcMar>
               <w:top w:w="100" w:type="dxa"/>
@@ -14690,7 +14719,7 @@
         </w:tc>
         <w:tc>
           <w:tcPr>
-            <w:tcW w:type="dxa" w:w="2364"/>
+            <w:tcW w:type="dxa" w:w="2474"/>
             <w:vAlign w:val="center"/>
             <w:tcMar>
               <w:top w:w="100" w:type="dxa"/>
@@ -14717,7 +14746,7 @@
       <w:tr>
         <w:tc>
           <w:tcPr>
-            <w:tcW w:type="dxa" w:w="747"/>
+            <w:tcW w:type="dxa" w:w="734"/>
             <w:vAlign w:val="center"/>
             <w:tcMar>
               <w:top w:w="100" w:type="dxa"/>
@@ -14742,7 +14771,7 @@
         </w:tc>
         <w:tc>
           <w:tcPr>
-            <w:tcW w:type="dxa" w:w="1293"/>
+            <w:tcW w:type="dxa" w:w="1268"/>
             <w:vAlign w:val="center"/>
             <w:tcMar>
               <w:top w:w="100" w:type="dxa"/>
@@ -14767,7 +14796,7 @@
         </w:tc>
         <w:tc>
           <w:tcPr>
-            <w:tcW w:type="dxa" w:w="1508"/>
+            <w:tcW w:type="dxa" w:w="2062"/>
             <w:vAlign w:val="center"/>
             <w:tcMar>
               <w:top w:w="100" w:type="dxa"/>
@@ -14792,7 +14821,7 @@
         </w:tc>
         <w:tc>
           <w:tcPr>
-            <w:tcW w:type="dxa" w:w="2592"/>
+            <w:tcW w:type="dxa" w:w="1966"/>
             <w:vAlign w:val="center"/>
             <w:tcMar>
               <w:top w:w="100" w:type="dxa"/>
@@ -14817,7 +14846,7 @@
         </w:tc>
         <w:tc>
           <w:tcPr>
-            <w:tcW w:type="dxa" w:w="2364"/>
+            <w:tcW w:type="dxa" w:w="2474"/>
             <w:vAlign w:val="center"/>
             <w:tcMar>
               <w:top w:w="100" w:type="dxa"/>
@@ -14844,7 +14873,7 @@
       <w:tr>
         <w:tc>
           <w:tcPr>
-            <w:tcW w:type="dxa" w:w="747"/>
+            <w:tcW w:type="dxa" w:w="734"/>
             <w:vAlign w:val="center"/>
             <w:tcMar>
               <w:top w:w="100" w:type="dxa"/>
@@ -14869,7 +14898,7 @@
         </w:tc>
         <w:tc>
           <w:tcPr>
-            <w:tcW w:type="dxa" w:w="1293"/>
+            <w:tcW w:type="dxa" w:w="1268"/>
             <w:vAlign w:val="center"/>
             <w:tcMar>
               <w:top w:w="100" w:type="dxa"/>
@@ -14894,7 +14923,7 @@
         </w:tc>
         <w:tc>
           <w:tcPr>
-            <w:tcW w:type="dxa" w:w="1508"/>
+            <w:tcW w:type="dxa" w:w="2062"/>
             <w:vAlign w:val="center"/>
             <w:tcMar>
               <w:top w:w="100" w:type="dxa"/>
@@ -14919,7 +14948,7 @@
         </w:tc>
         <w:tc>
           <w:tcPr>
-            <w:tcW w:type="dxa" w:w="2592"/>
+            <w:tcW w:type="dxa" w:w="1966"/>
             <w:vAlign w:val="center"/>
             <w:tcMar>
               <w:top w:w="100" w:type="dxa"/>
@@ -14944,7 +14973,7 @@
         </w:tc>
         <w:tc>
           <w:tcPr>
-            <w:tcW w:type="dxa" w:w="2364"/>
+            <w:tcW w:type="dxa" w:w="2474"/>
             <w:vAlign w:val="center"/>
             <w:tcMar>
               <w:top w:w="100" w:type="dxa"/>
@@ -14964,6 +14993,577 @@
                 <w:sz w:val="20"/>
               </w:rPr>
               <w:t>La meta de equipos del mes 12 estaba en 1.000 en la tabla de 5.2.3 y en 450 en la prosa de tres secciones, y el cuadro comparativo declaraba mi precio como «a definir»: el cambio D-76</w:t>
+            </w:r>
+          </w:p>
+        </w:tc>
+      </w:tr>
+      <w:tr>
+        <w:tc>
+          <w:tcPr>
+            <w:tcW w:type="dxa" w:w="734"/>
+            <w:vAlign w:val="center"/>
+            <w:tcMar>
+              <w:top w:w="100" w:type="dxa"/>
+              <w:left w:w="100" w:type="dxa"/>
+              <w:bottom w:w="100" w:type="dxa"/>
+              <w:right w:w="100" w:type="dxa"/>
+            </w:tcMar>
+          </w:tcPr>
+          <w:p>
+            <w:pPr>
+              <w:spacing w:after="0" w:line="240" w:lineRule="auto"/>
+              <w:jc w:val="left"/>
+            </w:pPr>
+            <w:r>
+              <w:rPr>
+                <w:rFonts w:ascii="Calibri" w:hAnsi="Calibri" w:cs="Calibri"/>
+                <w:sz w:val="20"/>
+              </w:rPr>
+              <w:t>21:30</w:t>
+            </w:r>
+          </w:p>
+        </w:tc>
+        <w:tc>
+          <w:tcPr>
+            <w:tcW w:type="dxa" w:w="1268"/>
+            <w:vAlign w:val="center"/>
+            <w:tcMar>
+              <w:top w:w="100" w:type="dxa"/>
+              <w:left w:w="100" w:type="dxa"/>
+              <w:bottom w:w="100" w:type="dxa"/>
+              <w:right w:w="100" w:type="dxa"/>
+            </w:tcMar>
+          </w:tcPr>
+          <w:p>
+            <w:pPr>
+              <w:spacing w:after="0" w:line="240" w:lineRule="auto"/>
+              <w:jc w:val="left"/>
+            </w:pPr>
+            <w:r>
+              <w:rPr>
+                <w:rFonts w:ascii="Calibri" w:hAnsi="Calibri" w:cs="Calibri"/>
+                <w:sz w:val="20"/>
+              </w:rPr>
+              <w:t>Hallazgo</w:t>
+            </w:r>
+          </w:p>
+        </w:tc>
+        <w:tc>
+          <w:tcPr>
+            <w:tcW w:type="dxa" w:w="2062"/>
+            <w:vAlign w:val="center"/>
+            <w:tcMar>
+              <w:top w:w="100" w:type="dxa"/>
+              <w:left w:w="100" w:type="dxa"/>
+              <w:bottom w:w="100" w:type="dxa"/>
+              <w:right w:w="100" w:type="dxa"/>
+            </w:tcMar>
+          </w:tcPr>
+          <w:p>
+            <w:pPr>
+              <w:spacing w:after="0" w:line="240" w:lineRule="auto"/>
+              <w:jc w:val="left"/>
+            </w:pPr>
+            <w:r>
+              <w:rPr>
+                <w:rFonts w:ascii="Calibri" w:hAnsi="Calibri" w:cs="Calibri"/>
+                <w:sz w:val="20"/>
+              </w:rPr>
+              <w:t>Antes de entregar, auditá la carpeta de negocio entera contra sus fuentes: no si las decisiones son buenas, sino si lo que el paquete afirma sobre sí mismo se sostiene</w:t>
+            </w:r>
+          </w:p>
+        </w:tc>
+        <w:tc>
+          <w:tcPr>
+            <w:tcW w:type="dxa" w:w="1966"/>
+            <w:vAlign w:val="center"/>
+            <w:tcMar>
+              <w:top w:w="100" w:type="dxa"/>
+              <w:left w:w="100" w:type="dxa"/>
+              <w:bottom w:w="100" w:type="dxa"/>
+              <w:right w:w="100" w:type="dxa"/>
+            </w:tcMar>
+          </w:tcPr>
+          <w:p>
+            <w:pPr>
+              <w:spacing w:after="0" w:line="240" w:lineRule="auto"/>
+              <w:jc w:val="left"/>
+            </w:pPr>
+            <w:r>
+              <w:rPr>
+                <w:rFonts w:ascii="Calibri" w:hAnsi="Calibri" w:cs="Calibri"/>
+                <w:sz w:val="20"/>
+              </w:rPr>
+              <w:t>Es la misma lupa que se pasó por el documento, aplicada al paquete. Los veintidós controles automáticos comparan lo que se puede comparar solo; lo que dice la prosa sobre el propio paquete no lo mira nadie</w:t>
+            </w:r>
+          </w:p>
+        </w:tc>
+        <w:tc>
+          <w:tcPr>
+            <w:tcW w:type="dxa" w:w="2474"/>
+            <w:vAlign w:val="center"/>
+            <w:tcMar>
+              <w:top w:w="100" w:type="dxa"/>
+              <w:left w:w="100" w:type="dxa"/>
+              <w:bottom w:w="100" w:type="dxa"/>
+              <w:right w:w="100" w:type="dxa"/>
+            </w:tcMar>
+          </w:tcPr>
+          <w:p>
+            <w:pPr>
+              <w:spacing w:after="0" w:line="240" w:lineRule="auto"/>
+              <w:jc w:val="left"/>
+            </w:pPr>
+            <w:r>
+              <w:rPr>
+                <w:rFonts w:ascii="Calibri" w:hAnsi="Calibri" w:cs="Calibri"/>
+                <w:sz w:val="20"/>
+              </w:rPr>
+              <w:t>Cuatro contradicciones, ninguna de números: el modelo recalculó sin una sola celda de error y sus valores coinciden con el documento entregado</w:t>
+            </w:r>
+          </w:p>
+        </w:tc>
+      </w:tr>
+      <w:tr>
+        <w:tc>
+          <w:tcPr>
+            <w:tcW w:type="dxa" w:w="734"/>
+            <w:vAlign w:val="center"/>
+            <w:tcMar>
+              <w:top w:w="100" w:type="dxa"/>
+              <w:left w:w="100" w:type="dxa"/>
+              <w:bottom w:w="100" w:type="dxa"/>
+              <w:right w:w="100" w:type="dxa"/>
+            </w:tcMar>
+          </w:tcPr>
+          <w:p>
+            <w:pPr>
+              <w:spacing w:after="0" w:line="240" w:lineRule="auto"/>
+              <w:jc w:val="left"/>
+            </w:pPr>
+            <w:r>
+              <w:rPr>
+                <w:rFonts w:ascii="Calibri" w:hAnsi="Calibri" w:cs="Calibri"/>
+                <w:sz w:val="20"/>
+              </w:rPr>
+              <w:t>21:45</w:t>
+            </w:r>
+          </w:p>
+        </w:tc>
+        <w:tc>
+          <w:tcPr>
+            <w:tcW w:type="dxa" w:w="1268"/>
+            <w:vAlign w:val="center"/>
+            <w:tcMar>
+              <w:top w:w="100" w:type="dxa"/>
+              <w:left w:w="100" w:type="dxa"/>
+              <w:bottom w:w="100" w:type="dxa"/>
+              <w:right w:w="100" w:type="dxa"/>
+            </w:tcMar>
+          </w:tcPr>
+          <w:p>
+            <w:pPr>
+              <w:spacing w:after="0" w:line="240" w:lineRule="auto"/>
+              <w:jc w:val="left"/>
+            </w:pPr>
+            <w:r>
+              <w:rPr>
+                <w:rFonts w:ascii="Calibri" w:hAnsi="Calibri" w:cs="Calibri"/>
+                <w:sz w:val="20"/>
+              </w:rPr>
+              <w:t>Corrección</w:t>
+            </w:r>
+          </w:p>
+        </w:tc>
+        <w:tc>
+          <w:tcPr>
+            <w:tcW w:type="dxa" w:w="2062"/>
+            <w:vAlign w:val="center"/>
+            <w:tcMar>
+              <w:top w:w="100" w:type="dxa"/>
+              <w:left w:w="100" w:type="dxa"/>
+              <w:bottom w:w="100" w:type="dxa"/>
+              <w:right w:w="100" w:type="dxa"/>
+            </w:tcMar>
+          </w:tcPr>
+          <w:p>
+            <w:pPr>
+              <w:spacing w:after="0" w:line="240" w:lineRule="auto"/>
+              <w:jc w:val="left"/>
+            </w:pPr>
+            <w:r>
+              <w:rPr>
+                <w:rFonts w:ascii="Calibri" w:hAnsi="Calibri" w:cs="Calibri"/>
+                <w:sz w:val="20"/>
+              </w:rPr>
+              <w:t xml:space="preserve">El PN-10 del log dice en presente que el libro tiene diecisiete hojas y que se entregan las nueve primeras. Hoy son veintiuna y diez. </w:t>
+            </w:r>
+            <w:r>
+              <w:rPr>
+                <w:rFonts w:ascii="Calibri" w:hAnsi="Calibri" w:cs="Calibri"/>
+                <w:sz w:val="20"/>
+              </w:rPr>
+              <w:t>No cambies los números: agregá la aclaración</w:t>
+            </w:r>
+          </w:p>
+        </w:tc>
+        <w:tc>
+          <w:tcPr>
+            <w:tcW w:type="dxa" w:w="1966"/>
+            <w:vAlign w:val="center"/>
+            <w:tcMar>
+              <w:top w:w="100" w:type="dxa"/>
+              <w:left w:w="100" w:type="dxa"/>
+              <w:bottom w:w="100" w:type="dxa"/>
+              <w:right w:w="100" w:type="dxa"/>
+            </w:tcMar>
+          </w:tcPr>
+          <w:p>
+            <w:pPr>
+              <w:spacing w:after="0" w:line="240" w:lineRule="auto"/>
+              <w:jc w:val="left"/>
+            </w:pPr>
+            <w:r>
+              <w:rPr>
+                <w:rFonts w:ascii="Calibri" w:hAnsi="Calibri" w:cs="Calibri"/>
+                <w:sz w:val="20"/>
+              </w:rPr>
+              <w:t>Esa consulta fue del 7 de septiembre y ese día el libro tenía diecisiete hojas: el número era correcto. Reescribirlo para que cuadre es falsear el registro, y el log es un documento de integridad académica. Lo que cambió es el libro —D-35 le sumó cuatro hojas—, no el criterio</w:t>
+            </w:r>
+          </w:p>
+        </w:tc>
+        <w:tc>
+          <w:tcPr>
+            <w:tcW w:type="dxa" w:w="2474"/>
+            <w:vAlign w:val="center"/>
+            <w:tcMar>
+              <w:top w:w="100" w:type="dxa"/>
+              <w:left w:w="100" w:type="dxa"/>
+              <w:bottom w:w="100" w:type="dxa"/>
+              <w:right w:w="100" w:type="dxa"/>
+            </w:tcMar>
+          </w:tcPr>
+          <w:p>
+            <w:pPr>
+              <w:spacing w:after="0" w:line="240" w:lineRule="auto"/>
+              <w:jc w:val="left"/>
+            </w:pPr>
+            <w:r>
+              <w:rPr>
+                <w:rFonts w:ascii="Calibri" w:hAnsi="Calibri" w:cs="Calibri"/>
+                <w:sz w:val="20"/>
+              </w:rPr>
+              <w:t>El PN-10 conserva sus números con la fecha, y debajo dice cuántas hojas hay hoy. Quien abra el Excel cuenta diez pestañas y el log le explica por qué el texto de arriba dice nueve</w:t>
+            </w:r>
+          </w:p>
+        </w:tc>
+      </w:tr>
+      <w:tr>
+        <w:tc>
+          <w:tcPr>
+            <w:tcW w:type="dxa" w:w="734"/>
+            <w:vAlign w:val="center"/>
+            <w:tcMar>
+              <w:top w:w="100" w:type="dxa"/>
+              <w:left w:w="100" w:type="dxa"/>
+              <w:bottom w:w="100" w:type="dxa"/>
+              <w:right w:w="100" w:type="dxa"/>
+            </w:tcMar>
+          </w:tcPr>
+          <w:p>
+            <w:pPr>
+              <w:spacing w:after="0" w:line="240" w:lineRule="auto"/>
+              <w:jc w:val="left"/>
+            </w:pPr>
+            <w:r>
+              <w:rPr>
+                <w:rFonts w:ascii="Calibri" w:hAnsi="Calibri" w:cs="Calibri"/>
+                <w:sz w:val="20"/>
+              </w:rPr>
+              <w:t>21:55</w:t>
+            </w:r>
+          </w:p>
+        </w:tc>
+        <w:tc>
+          <w:tcPr>
+            <w:tcW w:type="dxa" w:w="1268"/>
+            <w:vAlign w:val="center"/>
+            <w:tcMar>
+              <w:top w:w="100" w:type="dxa"/>
+              <w:left w:w="100" w:type="dxa"/>
+              <w:bottom w:w="100" w:type="dxa"/>
+              <w:right w:w="100" w:type="dxa"/>
+            </w:tcMar>
+          </w:tcPr>
+          <w:p>
+            <w:pPr>
+              <w:spacing w:after="0" w:line="240" w:lineRule="auto"/>
+              <w:jc w:val="left"/>
+            </w:pPr>
+            <w:r>
+              <w:rPr>
+                <w:rFonts w:ascii="Calibri" w:hAnsi="Calibri" w:cs="Calibri"/>
+                <w:sz w:val="20"/>
+              </w:rPr>
+              <w:t>Corrección</w:t>
+            </w:r>
+          </w:p>
+        </w:tc>
+        <w:tc>
+          <w:tcPr>
+            <w:tcW w:type="dxa" w:w="2062"/>
+            <w:vAlign w:val="center"/>
+            <w:tcMar>
+              <w:top w:w="100" w:type="dxa"/>
+              <w:left w:w="100" w:type="dxa"/>
+              <w:bottom w:w="100" w:type="dxa"/>
+              <w:right w:w="100" w:type="dxa"/>
+            </w:tcMar>
+          </w:tcPr>
+          <w:p>
+            <w:pPr>
+              <w:spacing w:after="0" w:line="240" w:lineRule="auto"/>
+              <w:jc w:val="left"/>
+            </w:pPr>
+            <w:r>
+              <w:rPr>
+                <w:rFonts w:ascii="Calibri" w:hAnsi="Calibri" w:cs="Calibri"/>
+                <w:sz w:val="20"/>
+              </w:rPr>
+              <w:t>El LEEME de la entrega dice «Cuatro archivos» arriba y «Los tres salen con el formato» veinte líneas más abajo; y el README de negocio todavía plantea la meta de 1.000 equipos como decisión abierta con tres salidas</w:t>
+            </w:r>
+          </w:p>
+        </w:tc>
+        <w:tc>
+          <w:tcPr>
+            <w:tcW w:type="dxa" w:w="1966"/>
+            <w:vAlign w:val="center"/>
+            <w:tcMar>
+              <w:top w:w="100" w:type="dxa"/>
+              <w:left w:w="100" w:type="dxa"/>
+              <w:bottom w:w="100" w:type="dxa"/>
+              <w:right w:w="100" w:type="dxa"/>
+            </w:tcMar>
+          </w:tcPr>
+          <w:p>
+            <w:pPr>
+              <w:spacing w:after="0" w:line="240" w:lineRule="auto"/>
+              <w:jc w:val="left"/>
+            </w:pPr>
+            <w:r>
+              <w:rPr>
+                <w:rFonts w:ascii="Calibri" w:hAnsi="Calibri" w:cs="Calibri"/>
+                <w:sz w:val="20"/>
+              </w:rPr>
+              <w:t>Las dos son restos de una corrección que llegó hasta el entregable y no hasta su alrededor. La meta se resolvió en 450 y el control da 461, pero el README seguía contando el problema sin el final</w:t>
+            </w:r>
+          </w:p>
+        </w:tc>
+        <w:tc>
+          <w:tcPr>
+            <w:tcW w:type="dxa" w:w="2474"/>
+            <w:vAlign w:val="center"/>
+            <w:tcMar>
+              <w:top w:w="100" w:type="dxa"/>
+              <w:left w:w="100" w:type="dxa"/>
+              <w:bottom w:w="100" w:type="dxa"/>
+              <w:right w:w="100" w:type="dxa"/>
+            </w:tcMar>
+          </w:tcPr>
+          <w:p>
+            <w:pPr>
+              <w:spacing w:after="0" w:line="240" w:lineRule="auto"/>
+              <w:jc w:val="left"/>
+            </w:pPr>
+            <w:r>
+              <w:rPr>
+                <w:rFonts w:ascii="Calibri" w:hAnsi="Calibri" w:cs="Calibri"/>
+                <w:sz w:val="20"/>
+              </w:rPr>
+              <w:t>La fuente del LEEME dice «Los cuatro», y la sección del README pasa a contar cómo se resolvió, con los valores de la última recalculación: 22,8 clientes contra la meta de 25 y 461 equipos contra 450</w:t>
+            </w:r>
+          </w:p>
+        </w:tc>
+      </w:tr>
+      <w:tr>
+        <w:tc>
+          <w:tcPr>
+            <w:tcW w:type="dxa" w:w="734"/>
+            <w:vAlign w:val="center"/>
+            <w:tcMar>
+              <w:top w:w="100" w:type="dxa"/>
+              <w:left w:w="100" w:type="dxa"/>
+              <w:bottom w:w="100" w:type="dxa"/>
+              <w:right w:w="100" w:type="dxa"/>
+            </w:tcMar>
+          </w:tcPr>
+          <w:p>
+            <w:pPr>
+              <w:spacing w:after="0" w:line="240" w:lineRule="auto"/>
+              <w:jc w:val="left"/>
+            </w:pPr>
+            <w:r>
+              <w:rPr>
+                <w:rFonts w:ascii="Calibri" w:hAnsi="Calibri" w:cs="Calibri"/>
+                <w:sz w:val="20"/>
+              </w:rPr>
+              <w:t>22:10</w:t>
+            </w:r>
+          </w:p>
+        </w:tc>
+        <w:tc>
+          <w:tcPr>
+            <w:tcW w:type="dxa" w:w="1268"/>
+            <w:vAlign w:val="center"/>
+            <w:tcMar>
+              <w:top w:w="100" w:type="dxa"/>
+              <w:left w:w="100" w:type="dxa"/>
+              <w:bottom w:w="100" w:type="dxa"/>
+              <w:right w:w="100" w:type="dxa"/>
+            </w:tcMar>
+          </w:tcPr>
+          <w:p>
+            <w:pPr>
+              <w:spacing w:after="0" w:line="240" w:lineRule="auto"/>
+              <w:jc w:val="left"/>
+            </w:pPr>
+            <w:r>
+              <w:rPr>
+                <w:rFonts w:ascii="Calibri" w:hAnsi="Calibri" w:cs="Calibri"/>
+                <w:sz w:val="20"/>
+              </w:rPr>
+              <w:t>Hallazgo</w:t>
+            </w:r>
+          </w:p>
+        </w:tc>
+        <w:tc>
+          <w:tcPr>
+            <w:tcW w:type="dxa" w:w="2062"/>
+            <w:vAlign w:val="center"/>
+            <w:tcMar>
+              <w:top w:w="100" w:type="dxa"/>
+              <w:left w:w="100" w:type="dxa"/>
+              <w:bottom w:w="100" w:type="dxa"/>
+              <w:right w:w="100" w:type="dxa"/>
+            </w:tcMar>
+          </w:tcPr>
+          <w:p>
+            <w:pPr>
+              <w:spacing w:after="0" w:line="240" w:lineRule="auto"/>
+              <w:jc w:val="left"/>
+            </w:pPr>
+            <w:r>
+              <w:rPr>
+                <w:rFonts w:ascii="Calibri" w:hAnsi="Calibri" w:cs="Calibri"/>
+                <w:sz w:val="20"/>
+              </w:rPr>
+              <w:t xml:space="preserve">Comprobá vos mismo la receta de verificación que </w:t>
+            </w:r>
+            <w:r>
+              <w:rPr>
+                <w:rFonts w:ascii="Consolas" w:hAnsi="Consolas"/>
+                <w:sz w:val="18"/>
+              </w:rPr>
+              <w:t>VERSIONES.md</w:t>
+            </w:r>
+            <w:r>
+              <w:rPr>
+                <w:rFonts w:ascii="Calibri" w:hAnsi="Calibri" w:cs="Calibri"/>
+                <w:sz w:val="20"/>
+              </w:rPr>
+              <w:t xml:space="preserve"> le da al lector, en un clon nuevo</w:t>
+            </w:r>
+          </w:p>
+        </w:tc>
+        <w:tc>
+          <w:tcPr>
+            <w:tcW w:type="dxa" w:w="1966"/>
+            <w:vAlign w:val="center"/>
+            <w:tcMar>
+              <w:top w:w="100" w:type="dxa"/>
+              <w:left w:w="100" w:type="dxa"/>
+              <w:bottom w:w="100" w:type="dxa"/>
+              <w:right w:w="100" w:type="dxa"/>
+            </w:tcMar>
+          </w:tcPr>
+          <w:p>
+            <w:pPr>
+              <w:spacing w:after="0" w:line="240" w:lineRule="auto"/>
+              <w:jc w:val="left"/>
+            </w:pPr>
+            <w:r>
+              <w:rPr>
+                <w:rFonts w:ascii="Calibri" w:hAnsi="Calibri" w:cs="Calibri"/>
+                <w:sz w:val="20"/>
+              </w:rPr>
+              <w:t>Un manifiesto de hashes que no se prueba es peor que no tenerlo: da confianza sin darla. Y el lector va a correrlo en Windows, no acá</w:t>
+            </w:r>
+          </w:p>
+        </w:tc>
+        <w:tc>
+          <w:tcPr>
+            <w:tcW w:type="dxa" w:w="2474"/>
+            <w:vAlign w:val="center"/>
+            <w:tcMar>
+              <w:top w:w="100" w:type="dxa"/>
+              <w:left w:w="100" w:type="dxa"/>
+              <w:bottom w:w="100" w:type="dxa"/>
+              <w:right w:w="100" w:type="dxa"/>
+            </w:tcMar>
+          </w:tcPr>
+          <w:p>
+            <w:pPr>
+              <w:spacing w:after="0" w:line="240" w:lineRule="auto"/>
+              <w:jc w:val="left"/>
+            </w:pPr>
+            <w:r>
+              <w:rPr>
+                <w:rFonts w:ascii="Calibri" w:hAnsi="Calibri" w:cs="Calibri"/>
+                <w:sz w:val="20"/>
+              </w:rPr>
+              <w:t xml:space="preserve">Fallaba en los seis archivos de texto y acertaba en los cincuenta y un binarios. La causa es </w:t>
+            </w:r>
+            <w:r>
+              <w:rPr>
+                <w:rFonts w:ascii="Consolas" w:hAnsi="Consolas"/>
+                <w:sz w:val="18"/>
+              </w:rPr>
+              <w:t>core.autocrlf</w:t>
+            </w:r>
+            <w:r>
+              <w:rPr>
+                <w:rFonts w:ascii="Calibri" w:hAnsi="Calibri" w:cs="Calibri"/>
+                <w:sz w:val="20"/>
+              </w:rPr>
+              <w:t xml:space="preserve">: git guarda LF y devuelve CRLF al clonar, así que el hash declarado no sobrevive al clon. Se resuelve con un </w:t>
+            </w:r>
+            <w:r>
+              <w:rPr>
+                <w:rFonts w:ascii="Consolas" w:hAnsi="Consolas"/>
+                <w:sz w:val="18"/>
+              </w:rPr>
+              <w:t>.gitattributes</w:t>
+            </w:r>
+            <w:r>
+              <w:rPr>
+                <w:rFonts w:ascii="Calibri" w:hAnsi="Calibri" w:cs="Calibri"/>
+                <w:sz w:val="20"/>
+              </w:rPr>
+              <w:t xml:space="preserve"> con </w:t>
+            </w:r>
+            <w:r>
+              <w:rPr>
+                <w:rFonts w:ascii="Consolas" w:hAnsi="Consolas"/>
+                <w:sz w:val="18"/>
+              </w:rPr>
+              <w:t>* -text</w:t>
+            </w:r>
+            <w:r>
+              <w:rPr>
+                <w:rFonts w:ascii="Calibri" w:hAnsi="Calibri" w:cs="Calibri"/>
+                <w:sz w:val="20"/>
+              </w:rPr>
+              <w:t xml:space="preserve"> en los repositorios de publicación, y queda escrito en el propio manifiesto</w:t>
             </w:r>
           </w:p>
         </w:tc>
@@ -14972,6 +15572,8 @@
     <w:sectPr>
       <w:headerReference w:type="default" r:id="rId70"/>
       <w:footerReference w:type="default" r:id="rId71"/>
+      <w:headerReference w:type="first" r:id="rId166"/>
+      <w:headerReference w:type="even" r:id="rId167"/>
       <w:pgSz w:w="12240" w:h="15840"/>
       <w:pgMar w:top="1440" w:right="1440" w:bottom="1440" w:left="1440" w:header="708" w:footer="708" w:gutter="0"/>
       <w:cols w:space="708"/>
@@ -15382,7 +15984,7 @@
               <w:sz w:val="22"/>
               <w:szCs w:val="22"/>
             </w:rPr>
-            <w:t>13</w:t>
+            <w:t>18/09/2026</w:t>
           </w:r>
           <w:r>
             <w:rPr>
@@ -15390,7 +15992,7 @@
               <w:sz w:val="22"/>
               <w:szCs w:val="22"/>
             </w:rPr>
-            <w:t>/</w:t>
+            <w:t/>
           </w:r>
           <w:r>
             <w:rPr>
@@ -15398,7 +16000,7 @@
               <w:sz w:val="22"/>
               <w:szCs w:val="22"/>
             </w:rPr>
-            <w:t>06</w:t>
+            <w:t/>
           </w:r>
           <w:r>
             <w:rPr>
@@ -15406,7 +16008,7 @@
               <w:sz w:val="22"/>
               <w:szCs w:val="22"/>
             </w:rPr>
-            <w:t>/2026</w:t>
+            <w:t/>
           </w:r>
         </w:p>
       </w:tc>
@@ -15877,6 +16479,26 @@
   <w:p>
     <w:pPr>
       <w:pStyle w:val="Encabezado"/>
+    </w:pPr>
+  </w:p>
+</w:hdr>
+</file>
+
+<file path=word/header2.xml><?xml version="1.0" encoding="utf-8"?>
+<w:hdr xmlns:m="http://schemas.openxmlformats.org/officeDocument/2006/math" xmlns:mc="http://schemas.openxmlformats.org/markup-compatibility/2006" xmlns:mo="http://schemas.microsoft.com/office/mac/office/2008/main" xmlns:mv="urn:schemas-microsoft-com:mac:vml" xmlns:o="urn:schemas-microsoft-com:office:office" xmlns:r="http://schemas.openxmlformats.org/officeDocument/2006/relationships" xmlns:v="urn:schemas-microsoft-com:vml" xmlns:w10="urn:schemas-microsoft-com:office:word" xmlns:w14="http://schemas.microsoft.com/office/word/2010/wordml" xmlns:w="http://schemas.openxmlformats.org/wordprocessingml/2006/main" xmlns:wne="http://schemas.microsoft.com/office/word/2006/wordml" xmlns:wp14="http://schemas.microsoft.com/office/word/2010/wordprocessingDrawing" xmlns:wp="http://schemas.openxmlformats.org/drawingml/2006/wordprocessingDrawing" xmlns:wpc="http://schemas.microsoft.com/office/word/2010/wordprocessingCanvas" xmlns:wpg="http://schemas.microsoft.com/office/word/2010/wordprocessingGroup" xmlns:wpi="http://schemas.microsoft.com/office/word/2010/wordprocessingInk" xmlns:wps="http://schemas.microsoft.com/office/word/2010/wordprocessingShape" mc:Ignorable="w14 wp14">
+  <w:p>
+    <w:pPr>
+      <w:pStyle w:val="Header"/>
+    </w:pPr>
+  </w:p>
+</w:hdr>
+</file>
+
+<file path=word/header3.xml><?xml version="1.0" encoding="utf-8"?>
+<w:hdr xmlns:m="http://schemas.openxmlformats.org/officeDocument/2006/math" xmlns:mc="http://schemas.openxmlformats.org/markup-compatibility/2006" xmlns:mo="http://schemas.microsoft.com/office/mac/office/2008/main" xmlns:mv="urn:schemas-microsoft-com:mac:vml" xmlns:o="urn:schemas-microsoft-com:office:office" xmlns:r="http://schemas.openxmlformats.org/officeDocument/2006/relationships" xmlns:v="urn:schemas-microsoft-com:vml" xmlns:w10="urn:schemas-microsoft-com:office:word" xmlns:w14="http://schemas.microsoft.com/office/word/2010/wordml" xmlns:w="http://schemas.openxmlformats.org/wordprocessingml/2006/main" xmlns:wne="http://schemas.microsoft.com/office/word/2006/wordml" xmlns:wp14="http://schemas.microsoft.com/office/word/2010/wordprocessingDrawing" xmlns:wp="http://schemas.openxmlformats.org/drawingml/2006/wordprocessingDrawing" xmlns:wpc="http://schemas.microsoft.com/office/word/2010/wordprocessingCanvas" xmlns:wpg="http://schemas.microsoft.com/office/word/2010/wordprocessingGroup" xmlns:wpi="http://schemas.microsoft.com/office/word/2010/wordprocessingInk" xmlns:wps="http://schemas.microsoft.com/office/word/2010/wordprocessingShape" mc:Ignorable="w14 wp14">
+  <w:p>
+    <w:pPr>
+      <w:pStyle w:val="Header"/>
     </w:pPr>
   </w:p>
 </w:hdr>
